--- a/arb/docx/65.content.docx
+++ b/arb/docx/65.content.docx
@@ -32,23 +32,6 @@
     </w:p>
     <w:p>
       <w:pPr>
-        <w:pStyle w:val="Heading2"/>
-        <w:bidi/>
-      </w:pPr>
-      <w:r>
-        <w:rPr>
-          <w:lang w:val="ar_AE" w:bidi="ar_AE"/>
-        </w:rPr>
-        <w:t>License Information</w:t>
-      </w:r>
-      <w:r>
-        <w:rPr>
-          <w:lang w:val="ar_AE" w:bidi="ar_AE"/>
-        </w:rPr>
-      </w:r>
-    </w:p>
-    <w:p>
-      <w:pPr>
         <w:bidi/>
       </w:pPr>
       <w:r>
@@ -61,19 +44,23 @@
           <w:b/>
           <w:lang w:val="ar_AE" w:bidi="ar_AE"/>
         </w:rPr>
-        <w:t>ملاحظات الدراسة (تينديل)</w:t>
-      </w:r>
-      <w:r>
-        <w:rPr>
-          <w:lang w:val="ar_AE" w:bidi="ar_AE"/>
-        </w:rPr>
-        <w:t xml:space="preserve"> (Arabic) is based on</w:t>
-      </w:r>
-      <w:r>
-        <w:rPr>
-          <w:lang w:val="ar_AE" w:bidi="ar_AE"/>
-        </w:rPr>
-        <w:t xml:space="preserve">: </w:t>
+        <w:t>Aquifer Open Study Notes</w:t>
+      </w:r>
+    </w:p>
+    <w:p>
+      <w:pPr>
+        <w:bidi/>
+      </w:pPr>
+      <w:r>
+        <w:rPr>
+          <w:lang w:val="ar_AE" w:bidi="ar_AE"/>
+        </w:rPr>
+      </w:r>
+      <w:r>
+        <w:rPr>
+          <w:lang w:val="ar_AE" w:bidi="ar_AE"/>
+        </w:rPr>
+        <w:t xml:space="preserve">This work is an adaptation of </w:t>
       </w:r>
       <w:r>
         <w:rPr>
@@ -85,64 +72,35 @@
         <w:rPr>
           <w:lang w:val="ar_AE" w:bidi="ar_AE"/>
         </w:rPr>
-        <w:t xml:space="preserve">, </w:t>
-      </w:r>
-      <w:hyperlink r:id="rId13">
-        <w:r>
-          <w:rPr>
-            <w:lang w:val="ar_AE" w:bidi="ar_AE"/>
-          </w:rPr>
-          <w:rPr>
-            <w:color w:val="0000EE"/>
-            <w:u w:val="single"/>
-          </w:rPr>
-          <w:t>Tyndale House Publishers</w:t>
-        </w:r>
-      </w:hyperlink>
-      <w:r>
-        <w:rPr>
-          <w:lang w:val="ar_AE" w:bidi="ar_AE"/>
-        </w:rPr>
-        <w:t xml:space="preserve">, 2019, which is licensed under a </w:t>
-      </w:r>
-      <w:hyperlink r:id="rId14">
-        <w:r>
-          <w:rPr>
-            <w:lang w:val="ar_AE" w:bidi="ar_AE"/>
-          </w:rPr>
-          <w:rPr>
-            <w:color w:val="0000EE"/>
-            <w:u w:val="single"/>
-          </w:rPr>
-          <w:t>CC BY-SA 4.0 license</w:t>
-        </w:r>
-      </w:hyperlink>
-      <w:r>
-        <w:rPr>
-          <w:lang w:val="ar_AE" w:bidi="ar_AE"/>
-        </w:rPr>
-        <w:t>.</w:t>
-      </w:r>
-      <w:r>
-        <w:rPr>
-          <w:lang w:val="ar_AE" w:bidi="ar_AE"/>
-        </w:rPr>
-      </w:r>
-    </w:p>
-    <w:p>
-      <w:pPr>
-        <w:bidi/>
-      </w:pPr>
-      <w:r>
-        <w:rPr>
-          <w:lang w:val="ar_AE" w:bidi="ar_AE"/>
-        </w:rPr>
-      </w:r>
-      <w:r>
-        <w:rPr>
-          <w:lang w:val="ar_AE" w:bidi="ar_AE"/>
-        </w:rPr>
-        <w:t>This PDF version is provided under the same license.</w:t>
+        <w:t xml:space="preserve"> © 2023 Tyndale House Publishers, licensed under the CC BY-SA 4.0 license. The adaptation, </w:t>
+      </w:r>
+      <w:r>
+        <w:rPr>
+          <w:lang w:val="ar_AE" w:bidi="ar_AE"/>
+        </w:rPr>
+        <w:t>Aquifer Open Study Notes</w:t>
+      </w:r>
+      <w:r>
+        <w:rPr>
+          <w:lang w:val="ar_AE" w:bidi="ar_AE"/>
+        </w:rPr>
+        <w:t>, was created by Mission Mutual and is also licensed under CC BY-SA 4.0.</w:t>
+      </w:r>
+    </w:p>
+    <w:p>
+      <w:pPr>
+        <w:bidi/>
+      </w:pPr>
+      <w:r>
+        <w:rPr>
+          <w:lang w:val="ar_AE" w:bidi="ar_AE"/>
+        </w:rPr>
+      </w:r>
+      <w:r>
+        <w:rPr>
+          <w:lang w:val="ar_AE" w:bidi="ar_AE"/>
+        </w:rPr>
+        <w:t>This resource has been adapted into multiple languages, including English, Tok Pisin, Arabic (عربي), French (Français), Hindi (हिंदी), Indonesian (Bahasa Indonesia), Portuguese (Português), Russian (Русский), Spanish (Español), Swahili (Kiswahili), and Simplified Chinese (简体中文).</w:t>
       </w:r>
       <w:r>
         <w:rPr>
@@ -384,7 +342,7 @@
         </w:rPr>
         <w:t xml:space="preserve"> الله (انظر </w:t>
       </w:r>
-      <w:hyperlink r:id="rId15">
+      <w:hyperlink r:id="rId13">
         <w:r>
           <w:rPr>
             <w:lang w:val="ar_AE" w:bidi="ar_AE"/>
@@ -402,7 +360,7 @@
         </w:rPr>
         <w:t xml:space="preserve">; </w:t>
       </w:r>
-      <w:hyperlink r:id="rId16">
+      <w:hyperlink r:id="rId14">
         <w:r>
           <w:rPr>
             <w:lang w:val="ar_AE" w:bidi="ar_AE"/>
@@ -420,7 +378,7 @@
         </w:rPr>
         <w:t xml:space="preserve">; </w:t>
       </w:r>
-      <w:hyperlink r:id="rId17">
+      <w:hyperlink r:id="rId15">
         <w:r>
           <w:rPr>
             <w:lang w:val="ar_AE" w:bidi="ar_AE"/>
@@ -546,7 +504,7 @@
         </w:rPr>
         <w:t xml:space="preserve">: هذه العبارة تؤكد على نقطة جوهرية (انظر أيضًا </w:t>
       </w:r>
-      <w:hyperlink r:id="rId18">
+      <w:hyperlink r:id="rId16">
         <w:r>
           <w:rPr>
             <w:lang w:val="ar_AE" w:bidi="ar_AE"/>
@@ -564,7 +522,7 @@
         </w:rPr>
         <w:t xml:space="preserve">, </w:t>
       </w:r>
-      <w:hyperlink r:id="rId19">
+      <w:hyperlink r:id="rId17">
         <w:r>
           <w:rPr>
             <w:lang w:val="ar_AE" w:bidi="ar_AE"/>
@@ -688,7 +646,7 @@
         </w:rPr>
         <w:t xml:space="preserve">بدلًا من الشكر المعتاد الذي يُذكر عادة في هذه النقطة في رسائل العهد الجديد، يوضح يهوذا هدفه الرئيسي (انظر </w:t>
       </w:r>
-      <w:hyperlink r:id="rId20">
+      <w:hyperlink r:id="rId18">
         <w:r>
           <w:rPr>
             <w:lang w:val="ar_AE" w:bidi="ar_AE"/>
@@ -706,7 +664,7 @@
         </w:rPr>
         <w:t xml:space="preserve">؛ </w:t>
       </w:r>
-      <w:hyperlink r:id="rId21">
+      <w:hyperlink r:id="rId19">
         <w:r>
           <w:rPr>
             <w:lang w:val="ar_AE" w:bidi="ar_AE"/>
@@ -724,7 +682,7 @@
         </w:rPr>
         <w:t xml:space="preserve">). فقد كانت التعاليم الكاذبة تشكل تهديدًا خطيرًا لإيمان الأشخاص الذين كان يكتب إليهم (انظر </w:t>
       </w:r>
-      <w:hyperlink r:id="rId22">
+      <w:hyperlink r:id="rId20">
         <w:r>
           <w:rPr>
             <w:lang w:val="ar_AE" w:bidi="ar_AE"/>
@@ -795,7 +753,7 @@
         </w:rPr>
         <w:t xml:space="preserve">نعمة الله العظيمة قد تُغري البعض لإساءة استخدامها بالقول إنها تتيح لنا القيام بالأمور الخاطئة (انظر </w:t>
       </w:r>
-      <w:hyperlink r:id="rId23">
+      <w:hyperlink r:id="rId21">
         <w:r>
           <w:rPr>
             <w:lang w:val="ar_AE" w:bidi="ar_AE"/>
@@ -869,7 +827,7 @@
         </w:rPr>
         <w:t xml:space="preserve">كان يسوع موجودًا قبل ولادته وأنقذ شعب إسرائيل من مصر. وفيما بعد، عاقب الذين لم يؤمنوا (انظر </w:t>
       </w:r>
-      <w:hyperlink r:id="rId24">
+      <w:hyperlink r:id="rId22">
         <w:r>
           <w:rPr>
             <w:lang w:val="ar_AE" w:bidi="ar_AE"/>
@@ -913,7 +871,7 @@
         </w:rPr>
         <w:t xml:space="preserve"> لم يثق معظم الناس في أن الله سيحميهم. ولأنهم لم يؤمنوا، جعل الله ذلك الجيل (باستثناء يشوع وكالب) يتوه في البرية حتى ماتوا (انظر </w:t>
       </w:r>
-      <w:hyperlink r:id="rId25">
+      <w:hyperlink r:id="rId23">
         <w:r>
           <w:rPr>
             <w:lang w:val="ar_AE" w:bidi="ar_AE"/>
@@ -984,7 +942,7 @@
         </w:rPr>
         <w:t xml:space="preserve">هذا الجزء يوضح "قَدْ كُتِبُوا مُنْذُ الْقَدِيمِ لِهذِهِ الدَّيْنُونَةِ" في </w:t>
       </w:r>
-      <w:hyperlink r:id="rId26">
+      <w:hyperlink r:id="rId24">
         <w:r>
           <w:rPr>
             <w:lang w:val="ar_AE" w:bidi="ar_AE"/>
@@ -1079,7 +1037,7 @@
         </w:rPr>
         <w:t xml:space="preserve">). وربما كان يهوذا يشير إلى </w:t>
       </w:r>
-      <w:hyperlink r:id="rId27">
+      <w:hyperlink r:id="rId25">
         <w:r>
           <w:rPr>
             <w:lang w:val="ar_AE" w:bidi="ar_AE"/>
@@ -1097,7 +1055,7 @@
         </w:rPr>
         <w:t xml:space="preserve">. وقد فهم التقليد اليهودي "أبناء الله" في </w:t>
       </w:r>
-      <w:hyperlink r:id="rId28">
+      <w:hyperlink r:id="rId26">
         <w:r>
           <w:rPr>
             <w:lang w:val="ar_AE" w:bidi="ar_AE"/>
@@ -1152,7 +1110,7 @@
         </w:rPr>
         <w:t xml:space="preserve">). يقتبس يهوذا لاحقًا (في </w:t>
       </w:r>
-      <w:hyperlink r:id="rId29">
+      <w:hyperlink r:id="rId27">
         <w:r>
           <w:rPr>
             <w:lang w:val="ar_AE" w:bidi="ar_AE"/>
@@ -1239,7 +1197,7 @@
         </w:rPr>
         <w:t xml:space="preserve">أصبح حكم الله على سدوم وعمورة معروفًا (انظر </w:t>
       </w:r>
-      <w:hyperlink r:id="rId30">
+      <w:hyperlink r:id="rId28">
         <w:r>
           <w:rPr>
             <w:lang w:val="ar_AE" w:bidi="ar_AE"/>
@@ -1257,7 +1215,7 @@
         </w:rPr>
         <w:t xml:space="preserve">؛ </w:t>
       </w:r>
-      <w:hyperlink r:id="rId31">
+      <w:hyperlink r:id="rId29">
         <w:r>
           <w:rPr>
             <w:lang w:val="ar_AE" w:bidi="ar_AE"/>
@@ -1301,7 +1259,7 @@
         </w:rPr>
         <w:t xml:space="preserve">: </w:t>
       </w:r>
-      <w:hyperlink r:id="rId32">
+      <w:hyperlink r:id="rId30">
         <w:r>
           <w:rPr>
             <w:lang w:val="ar_AE" w:bidi="ar_AE"/>
@@ -1345,7 +1303,7 @@
         </w:rPr>
         <w:t>: قد يشير هذا إلى العلاقات الجنسية بين الأفراد من نفس الجنس (</w:t>
       </w:r>
-      <w:hyperlink r:id="rId33">
+      <w:hyperlink r:id="rId31">
         <w:r>
           <w:rPr>
             <w:lang w:val="ar_AE" w:bidi="ar_AE"/>
@@ -1423,7 +1381,7 @@
         </w:rPr>
         <w:t xml:space="preserve">: قد يشير هذا إلى الملائكة الشريرة. في العهد القديم واليهودية، أدّى الملائكة دورًا مهمًا في الدينونة. وربما كان المُعَلِّمون الكذبة يقللون من أهمية الدينونة الآتية (انظر </w:t>
       </w:r>
-      <w:hyperlink r:id="rId34">
+      <w:hyperlink r:id="rId32">
         <w:r>
           <w:rPr>
             <w:lang w:val="ar_AE" w:bidi="ar_AE"/>
@@ -1441,7 +1399,7 @@
         </w:rPr>
         <w:t xml:space="preserve">; </w:t>
       </w:r>
-      <w:hyperlink r:id="rId35">
+      <w:hyperlink r:id="rId33">
         <w:r>
           <w:rPr>
             <w:lang w:val="ar_AE" w:bidi="ar_AE"/>
@@ -1459,7 +1417,7 @@
         </w:rPr>
         <w:t xml:space="preserve">) أو ينكرون الأصل المجيد لهؤلاء الملائكة الذين تمردوا ضد الله (قارن </w:t>
       </w:r>
-      <w:hyperlink r:id="rId36">
+      <w:hyperlink r:id="rId34">
         <w:r>
           <w:rPr>
             <w:lang w:val="ar_AE" w:bidi="ar_AE"/>
@@ -1530,7 +1488,7 @@
         </w:rPr>
         <w:t xml:space="preserve">إن ميخائيل يُعدّ واحدًا من أقوى الملائكة. وفي التقليد اليهودي، يُعد "رئيس الملائكة" أعلى رتبة بين الملائكة (انظر أيضًا </w:t>
       </w:r>
-      <w:hyperlink r:id="rId37">
+      <w:hyperlink r:id="rId35">
         <w:r>
           <w:rPr>
             <w:lang w:val="ar_AE" w:bidi="ar_AE"/>
@@ -1548,7 +1506,7 @@
         </w:rPr>
         <w:t>). ويُذكر ميخائيل عدة مرات في الكتاب المُقَدَّس (</w:t>
       </w:r>
-      <w:hyperlink r:id="rId38">
+      <w:hyperlink r:id="rId36">
         <w:r>
           <w:rPr>
             <w:lang w:val="ar_AE" w:bidi="ar_AE"/>
@@ -1566,7 +1524,7 @@
         </w:rPr>
         <w:t xml:space="preserve">, </w:t>
       </w:r>
-      <w:hyperlink r:id="rId39">
+      <w:hyperlink r:id="rId37">
         <w:r>
           <w:rPr>
             <w:lang w:val="ar_AE" w:bidi="ar_AE"/>
@@ -1584,7 +1542,7 @@
         </w:rPr>
         <w:t xml:space="preserve">; </w:t>
       </w:r>
-      <w:hyperlink r:id="rId40">
+      <w:hyperlink r:id="rId38">
         <w:r>
           <w:rPr>
             <w:lang w:val="ar_AE" w:bidi="ar_AE"/>
@@ -1602,7 +1560,7 @@
         </w:rPr>
         <w:t xml:space="preserve">; </w:t>
       </w:r>
-      <w:hyperlink r:id="rId41">
+      <w:hyperlink r:id="rId39">
         <w:r>
           <w:rPr>
             <w:lang w:val="ar_AE" w:bidi="ar_AE"/>
@@ -1696,7 +1654,7 @@
         </w:rPr>
         <w:t xml:space="preserve">: انظر </w:t>
       </w:r>
-      <w:hyperlink r:id="rId42">
+      <w:hyperlink r:id="rId40">
         <w:r>
           <w:rPr>
             <w:lang w:val="ar_AE" w:bidi="ar_AE"/>
@@ -1778,7 +1736,7 @@
         </w:rPr>
         <w:t xml:space="preserve">: ارجع إلى </w:t>
       </w:r>
-      <w:hyperlink r:id="rId43">
+      <w:hyperlink r:id="rId41">
         <w:r>
           <w:rPr>
             <w:lang w:val="ar_AE" w:bidi="ar_AE"/>
@@ -1955,7 +1913,7 @@
         </w:rPr>
         <w:t xml:space="preserve">كان أخنوخ من أوائل نسل آدم (انظر </w:t>
       </w:r>
-      <w:hyperlink r:id="rId44">
+      <w:hyperlink r:id="rId42">
         <w:r>
           <w:rPr>
             <w:lang w:val="ar_AE" w:bidi="ar_AE"/>
@@ -1973,7 +1931,7 @@
         </w:rPr>
         <w:t xml:space="preserve">؛ </w:t>
       </w:r>
-      <w:hyperlink r:id="rId45">
+      <w:hyperlink r:id="rId43">
         <w:r>
           <w:rPr>
             <w:lang w:val="ar_AE" w:bidi="ar_AE"/>
@@ -1991,7 +1949,7 @@
         </w:rPr>
         <w:t xml:space="preserve">). ويشير </w:t>
       </w:r>
-      <w:hyperlink r:id="rId46">
+      <w:hyperlink r:id="rId44">
         <w:r>
           <w:rPr>
             <w:lang w:val="ar_AE" w:bidi="ar_AE"/>
@@ -2009,7 +1967,7 @@
         </w:rPr>
         <w:t xml:space="preserve"> إلى أن أخنوخ لم يمت بل أُخذ مباشرة إلى السماء (قارن </w:t>
       </w:r>
-      <w:hyperlink r:id="rId47">
+      <w:hyperlink r:id="rId45">
         <w:r>
           <w:rPr>
             <w:lang w:val="ar_AE" w:bidi="ar_AE"/>
@@ -2027,7 +1985,7 @@
         </w:rPr>
         <w:t xml:space="preserve">؛ انظر </w:t>
       </w:r>
-      <w:hyperlink r:id="rId48">
+      <w:hyperlink r:id="rId46">
         <w:r>
           <w:rPr>
             <w:lang w:val="ar_AE" w:bidi="ar_AE"/>
@@ -2118,7 +2076,7 @@
         </w:rPr>
         <w:t xml:space="preserve">: انظر </w:t>
       </w:r>
-      <w:hyperlink r:id="rId49">
+      <w:hyperlink r:id="rId47">
         <w:r>
           <w:rPr>
             <w:lang w:val="ar_AE" w:bidi="ar_AE"/>
@@ -2136,7 +2094,7 @@
         </w:rPr>
         <w:t xml:space="preserve">، </w:t>
       </w:r>
-      <w:hyperlink r:id="rId50">
+      <w:hyperlink r:id="rId48">
         <w:r>
           <w:rPr>
             <w:lang w:val="ar_AE" w:bidi="ar_AE"/>
@@ -2154,7 +2112,7 @@
         </w:rPr>
         <w:t>، و</w:t>
       </w:r>
-      <w:hyperlink r:id="rId51">
+      <w:hyperlink r:id="rId49">
         <w:r>
           <w:rPr>
             <w:lang w:val="ar_AE" w:bidi="ar_AE"/>
@@ -2225,7 +2183,7 @@
         </w:rPr>
         <w:t xml:space="preserve">بعد إدانة المُعَلِّمين الكذبة، يشجع يهوذا قراءه مرة أخرى بشكل مباشر (انظر </w:t>
       </w:r>
-      <w:hyperlink r:id="rId52">
+      <w:hyperlink r:id="rId50">
         <w:r>
           <w:rPr>
             <w:lang w:val="ar_AE" w:bidi="ar_AE"/>
@@ -2243,7 +2201,7 @@
         </w:rPr>
         <w:t>). كان الرسل قد حذروهم من التعاليم الكاذبة (</w:t>
       </w:r>
-      <w:hyperlink r:id="rId53">
+      <w:hyperlink r:id="rId51">
         <w:r>
           <w:rPr>
             <w:lang w:val="ar_AE" w:bidi="ar_AE"/>
@@ -2261,7 +2219,7 @@
         </w:rPr>
         <w:t>). وكان ينبغي لهم دعم بعضهم البعض في إيمانهم (</w:t>
       </w:r>
-      <w:hyperlink r:id="rId54">
+      <w:hyperlink r:id="rId52">
         <w:r>
           <w:rPr>
             <w:lang w:val="ar_AE" w:bidi="ar_AE"/>
@@ -2279,7 +2237,7 @@
         </w:rPr>
         <w:t>). كما كان يجب عليهم مساعدة أولئك الذين قد يضللهم المُعَلِّمون الكذبة (</w:t>
       </w:r>
-      <w:hyperlink r:id="rId22">
+      <w:hyperlink r:id="rId20">
         <w:r>
           <w:rPr>
             <w:lang w:val="ar_AE" w:bidi="ar_AE"/>
@@ -2357,7 +2315,7 @@
         </w:rPr>
         <w:t>: مجيء يسوع بصفته المسيا (المختار من الله) يمثل الجزء النهائي من خطة الله. وقد بدأت نبوات العهد القديم المتعلقة بالأيام الأخيرة تتحقق من ذلك الوقت. وبناءً على ذلك، يستند يهوذا إلى نبوة الرسل عن الأزمنة الأخيرة لمعالجة الأزمة الحالية التي تسبب بها المُعَلِّمون الكذبة (</w:t>
       </w:r>
-      <w:hyperlink r:id="rId55">
+      <w:hyperlink r:id="rId53">
         <w:r>
           <w:rPr>
             <w:lang w:val="ar_AE" w:bidi="ar_AE"/>
@@ -2435,7 +2393,7 @@
         </w:rPr>
         <w:t xml:space="preserve">: كما في </w:t>
       </w:r>
-      <w:hyperlink r:id="rId56">
+      <w:hyperlink r:id="rId54">
         <w:r>
           <w:rPr>
             <w:lang w:val="ar_AE" w:bidi="ar_AE"/>
@@ -2714,7 +2672,7 @@
         </w:rPr>
         <w:t>ويستخدم الكتاب المُقَدَّس القياسي البيرياني النمط الثلاثي الموجود في أجزاء أخرى من رسالة يهوذا (</w:t>
       </w:r>
-      <w:hyperlink r:id="rId57">
+      <w:hyperlink r:id="rId55">
         <w:r>
           <w:rPr>
             <w:lang w:val="ar_AE" w:bidi="ar_AE"/>
@@ -2732,7 +2690,7 @@
         </w:rPr>
         <w:t xml:space="preserve">, </w:t>
       </w:r>
-      <w:hyperlink r:id="rId58">
+      <w:hyperlink r:id="rId56">
         <w:r>
           <w:rPr>
             <w:lang w:val="ar_AE" w:bidi="ar_AE"/>
@@ -2839,7 +2797,7 @@
         </w:rPr>
         <w:t xml:space="preserve">: من المحتمل أن تشمل هذه المجموعة المُعَلِّمين الكذبة أنفسهم أو أولئك الذين اتَّبعوا تعاليمهم. وقد يتضمن إظهار الرحمة الصلاة من أجلهم (انظر </w:t>
       </w:r>
-      <w:hyperlink r:id="rId59">
+      <w:hyperlink r:id="rId57">
         <w:r>
           <w:rPr>
             <w:lang w:val="ar_AE" w:bidi="ar_AE"/>
@@ -2876,7 +2834,7 @@
         </w:rPr>
         <w:t xml:space="preserve">يجب على المؤمنين أن يكونوا حذرين للغاية عند إظهار الرحمة للمُعَلِّمين الكذبة وأولئك الذين تبنوا طرقهم الخاطئة، حيث يمكن أن تكون خطاياهم مغرية. انظر </w:t>
       </w:r>
-      <w:hyperlink r:id="rId60">
+      <w:hyperlink r:id="rId58">
         <w:r>
           <w:rPr>
             <w:lang w:val="ar_AE" w:bidi="ar_AE"/>
@@ -2894,7 +2852,7 @@
         </w:rPr>
         <w:t xml:space="preserve">; </w:t>
       </w:r>
-      <w:hyperlink r:id="rId61">
+      <w:hyperlink r:id="rId59">
         <w:r>
           <w:rPr>
             <w:lang w:val="ar_AE" w:bidi="ar_AE"/>

--- a/arb/docx/65.content.docx
+++ b/arb/docx/65.content.docx
@@ -178,13 +178,6 @@
         <w:rPr>
           <w:lang w:val="ar_AE" w:bidi="ar_AE"/>
         </w:rPr>
-      </w:r>
-      <w:r>
-        <w:rPr>
-          <w:i/>
-          <w:lang w:val="ar_AE" w:bidi="ar_AE"/>
-        </w:rPr>
-        <w:t>يهوذا 1: 1, يهوذا 1: 1–2, يهوذا 1: 3, يهوذا 1: 3–4, يهوذا 1: 4, يهوذا 1: 5, يهوذا 1: 5–16, يهوذا 1: 6, يهوذا 1: 7, يهوذا 1: 8, يهوذا 1: 9, يهوذا 1: 11, يهوذا 1: 12, يهوذا 1: 13, يهوذا 1: 14–15, يهوذا 1: 17, يهوذا 1: 17–23, يهوذا 1: 18, يهوذا 1: 20, يهوذا 1: 22, يهوذا 1: 22–23, يهوذا 1: 23, يهوذا 1: 24–25</w:t>
       </w:r>
       <w:r>
         <w:rPr>

--- a/arb/docx/65.content.docx
+++ b/arb/docx/65.content.docx
@@ -163,21 +163,6 @@
           <w:lang w:val="ar_AE" w:bidi="ar_AE"/>
         </w:rPr>
         <w:t>JUD</w:t>
-      </w:r>
-      <w:r>
-        <w:rPr>
-          <w:lang w:val="ar_AE" w:bidi="ar_AE"/>
-        </w:rPr>
-      </w:r>
-    </w:p>
-    <w:p>
-      <w:pPr>
-        <w:bidi/>
-      </w:pPr>
-      <w:r>
-        <w:rPr>
-          <w:lang w:val="ar_AE" w:bidi="ar_AE"/>
-        </w:rPr>
       </w:r>
       <w:r>
         <w:rPr>

--- a/arb/docx/65.content.docx
+++ b/arb/docx/65.content.docx
@@ -22,7 +22,7 @@
         <w:rPr>
           <w:lang w:val="ar_AE" w:bidi="ar_AE"/>
         </w:rPr>
-        <w:t>Resource: ملاحظات الدراسة (تينديل)</w:t>
+        <w:t>Resource: Tyndale Open Study Notes</w:t>
       </w:r>
       <w:r>
         <w:rPr>
@@ -122,7 +122,7 @@
         <w:rPr>
           <w:lang w:val="ar_AE" w:bidi="ar_AE"/>
         </w:rPr>
-        <w:t>ملاحظات الدراسة (تينديل)</w:t>
+        <w:t>Tyndale Open Study Notes</w:t>
       </w:r>
     </w:p>
     <w:p>

--- a/arb/docx/65.content.docx
+++ b/arb/docx/65.content.docx
@@ -22,7 +22,7 @@
         <w:rPr>
           <w:lang w:val="ar_AE" w:bidi="ar_AE"/>
         </w:rPr>
-        <w:t>Resource: Tyndale Open Study Notes</w:t>
+        <w:t>Resource: Aquifer Open Study Notes</w:t>
       </w:r>
       <w:r>
         <w:rPr>
@@ -122,7 +122,7 @@
         <w:rPr>
           <w:lang w:val="ar_AE" w:bidi="ar_AE"/>
         </w:rPr>
-        <w:t>Tyndale Open Study Notes</w:t>
+        <w:t>Aquifer Open Study Notes</w:t>
       </w:r>
     </w:p>
     <w:p>

--- a/arb/docx/65.content.docx
+++ b/arb/docx/65.content.docx
@@ -9,6 +9,8 @@
       </w:pPr>
       <w:r>
         <w:rPr>
+          <w:rtl/>
+          <w:cs/>
           <w:lang w:val="ar_AE" w:bidi="ar_AE"/>
         </w:rPr>
       </w:r>
@@ -20,28 +22,36 @@
       </w:pPr>
       <w:r>
         <w:rPr>
+          <w:rtl/>
+          <w:cs/>
           <w:lang w:val="ar_AE" w:bidi="ar_AE"/>
         </w:rPr>
         <w:t>Resource: Aquifer Open Study Notes</w:t>
       </w:r>
       <w:r>
         <w:rPr>
-          <w:lang w:val="ar_AE" w:bidi="ar_AE"/>
-        </w:rPr>
-      </w:r>
-    </w:p>
-    <w:p>
-      <w:pPr>
-        <w:bidi/>
-      </w:pPr>
-      <w:r>
-        <w:rPr>
+          <w:rtl/>
+          <w:cs/>
+          <w:lang w:val="ar_AE" w:bidi="ar_AE"/>
+        </w:rPr>
+      </w:r>
+    </w:p>
+    <w:p>
+      <w:pPr>
+        <w:bidi/>
+      </w:pPr>
+      <w:r>
+        <w:rPr>
+          <w:rtl/>
+          <w:cs/>
           <w:lang w:val="ar_AE" w:bidi="ar_AE"/>
         </w:rPr>
       </w:r>
       <w:r>
         <w:rPr>
           <w:b/>
+          <w:rtl/>
+          <w:cs/>
           <w:lang w:val="ar_AE" w:bidi="ar_AE"/>
         </w:rPr>
         <w:t>Aquifer Open Study Notes</w:t>
@@ -53,35 +63,47 @@
       </w:pPr>
       <w:r>
         <w:rPr>
-          <w:lang w:val="ar_AE" w:bidi="ar_AE"/>
-        </w:rPr>
-      </w:r>
-      <w:r>
-        <w:rPr>
+          <w:rtl/>
+          <w:cs/>
+          <w:lang w:val="ar_AE" w:bidi="ar_AE"/>
+        </w:rPr>
+      </w:r>
+      <w:r>
+        <w:rPr>
+          <w:rtl/>
+          <w:cs/>
           <w:lang w:val="ar_AE" w:bidi="ar_AE"/>
         </w:rPr>
         <w:t xml:space="preserve">This work is an adaptation of </w:t>
       </w:r>
       <w:r>
         <w:rPr>
+          <w:rtl/>
+          <w:cs/>
           <w:lang w:val="ar_AE" w:bidi="ar_AE"/>
         </w:rPr>
         <w:t>Tyndale Open Study Notes</w:t>
       </w:r>
       <w:r>
         <w:rPr>
+          <w:rtl/>
+          <w:cs/>
           <w:lang w:val="ar_AE" w:bidi="ar_AE"/>
         </w:rPr>
         <w:t xml:space="preserve"> © 2023 Tyndale House Publishers, licensed under the CC BY-SA 4.0 license. The adaptation, </w:t>
       </w:r>
       <w:r>
         <w:rPr>
+          <w:rtl/>
+          <w:cs/>
           <w:lang w:val="ar_AE" w:bidi="ar_AE"/>
         </w:rPr>
         <w:t>Aquifer Open Study Notes</w:t>
       </w:r>
       <w:r>
         <w:rPr>
+          <w:rtl/>
+          <w:cs/>
           <w:lang w:val="ar_AE" w:bidi="ar_AE"/>
         </w:rPr>
         <w:t>, was created by Mission Mutual and is also licensed under CC BY-SA 4.0.</w:t>
@@ -93,22 +115,30 @@
       </w:pPr>
       <w:r>
         <w:rPr>
-          <w:lang w:val="ar_AE" w:bidi="ar_AE"/>
-        </w:rPr>
-      </w:r>
-      <w:r>
-        <w:rPr>
+          <w:rtl/>
+          <w:cs/>
+          <w:lang w:val="ar_AE" w:bidi="ar_AE"/>
+        </w:rPr>
+      </w:r>
+      <w:r>
+        <w:rPr>
+          <w:rtl/>
+          <w:cs/>
           <w:lang w:val="ar_AE" w:bidi="ar_AE"/>
         </w:rPr>
         <w:t>This resource has been adapted into multiple languages, including English, Tok Pisin, Arabic (عربي), French (Français), Hindi (हिंदी), Indonesian (Bahasa Indonesia), Portuguese (Português), Russian (Русский), Spanish (Español), Swahili (Kiswahili), and Simplified Chinese (简体中文).</w:t>
       </w:r>
       <w:r>
         <w:rPr>
-          <w:lang w:val="ar_AE" w:bidi="ar_AE"/>
-        </w:rPr>
-      </w:r>
-      <w:r>
-        <w:rPr>
+          <w:rtl/>
+          <w:cs/>
+          <w:lang w:val="ar_AE" w:bidi="ar_AE"/>
+        </w:rPr>
+      </w:r>
+      <w:r>
+        <w:rPr>
+          <w:rtl/>
+          <w:cs/>
           <w:lang w:val="ar_AE" w:bidi="ar_AE"/>
         </w:rPr>
       </w:r>
@@ -120,6 +150,8 @@
       </w:pPr>
       <w:r>
         <w:rPr>
+          <w:rtl/>
+          <w:cs/>
           <w:lang w:val="ar_AE" w:bidi="ar_AE"/>
         </w:rPr>
         <w:t>Aquifer Open Study Notes</w:t>
@@ -149,6 +181,8 @@
       </w:pPr>
       <w:r>
         <w:rPr>
+          <w:rtl/>
+          <w:cs/>
           <w:lang w:val="ar_AE" w:bidi="ar_AE"/>
         </w:rPr>
       </w:r>
@@ -160,38 +194,50 @@
       </w:pPr>
       <w:r>
         <w:rPr>
+          <w:rtl/>
+          <w:cs/>
           <w:lang w:val="ar_AE" w:bidi="ar_AE"/>
         </w:rPr>
         <w:t>JUD</w:t>
       </w:r>
       <w:r>
         <w:rPr>
-          <w:lang w:val="ar_AE" w:bidi="ar_AE"/>
-        </w:rPr>
-      </w:r>
-    </w:p>
-    <w:p>
-      <w:pPr>
-        <w:bidi/>
-      </w:pPr>
-      <w:r>
-        <w:rPr>
-          <w:lang w:val="ar_AE" w:bidi="ar_AE"/>
-        </w:rPr>
-      </w:r>
-      <w:r>
-        <w:rPr>
+          <w:rtl/>
+          <w:cs/>
+          <w:lang w:val="ar_AE" w:bidi="ar_AE"/>
+        </w:rPr>
+      </w:r>
+    </w:p>
+    <w:p>
+      <w:pPr>
+        <w:bidi/>
+      </w:pPr>
+      <w:r>
+        <w:rPr>
+          <w:rtl/>
+          <w:cs/>
+          <w:lang w:val="ar_AE" w:bidi="ar_AE"/>
+        </w:rPr>
+      </w:r>
+      <w:r>
+        <w:rPr>
+          <w:rtl/>
+          <w:cs/>
           <w:lang w:val="ar_AE" w:bidi="ar_AE"/>
         </w:rPr>
         <w:t xml:space="preserve"> </w:t>
       </w:r>
       <w:r>
         <w:rPr>
-          <w:lang w:val="ar_AE" w:bidi="ar_AE"/>
-        </w:rPr>
-      </w:r>
-      <w:r>
-        <w:rPr>
+          <w:rtl/>
+          <w:cs/>
+          <w:lang w:val="ar_AE" w:bidi="ar_AE"/>
+        </w:rPr>
+      </w:r>
+      <w:r>
+        <w:rPr>
+          <w:rtl/>
+          <w:cs/>
           <w:lang w:val="ar_AE" w:bidi="ar_AE"/>
         </w:rPr>
       </w:r>
@@ -217,6 +263,8 @@
       </w:pPr>
       <w:r>
         <w:rPr>
+          <w:rtl/>
+          <w:cs/>
           <w:lang w:val="ar_AE" w:bidi="ar_AE"/>
         </w:rPr>
       </w:r>
@@ -228,12 +276,16 @@
       </w:pPr>
       <w:r>
         <w:rPr>
+          <w:rtl/>
+          <w:cs/>
           <w:lang w:val="ar_AE" w:bidi="ar_AE"/>
         </w:rPr>
         <w:t>يهوذا 1: 1</w:t>
       </w:r>
       <w:r>
         <w:rPr>
+          <w:rtl/>
+          <w:cs/>
           <w:lang w:val="ar_AE" w:bidi="ar_AE"/>
         </w:rPr>
       </w:r>
@@ -247,23 +299,31 @@
       </w:pPr>
       <w:r>
         <w:rPr>
-          <w:lang w:val="ar_AE" w:bidi="ar_AE"/>
-        </w:rPr>
-      </w:r>
-      <w:r>
-        <w:rPr>
+          <w:rtl/>
+          <w:cs/>
+          <w:lang w:val="ar_AE" w:bidi="ar_AE"/>
+        </w:rPr>
+      </w:r>
+      <w:r>
+        <w:rPr>
+          <w:rtl/>
+          <w:cs/>
           <w:lang w:val="ar_AE" w:bidi="ar_AE"/>
         </w:rPr>
         <w:t xml:space="preserve">يهوذا: كان اسمًا شائعًا. ويهوذا هذا كان أخًا ليعقوب، الذي كان أيضًا أخًا ليسوع (انظر </w:t>
       </w:r>
       <w:r>
         <w:rPr>
+          <w:rtl/>
+          <w:cs/>
           <w:lang w:val="ar_AE" w:bidi="ar_AE"/>
         </w:rPr>
         <w:t>مقدمة رسالة يهوذا</w:t>
       </w:r>
       <w:r>
         <w:rPr>
+          <w:rtl/>
+          <w:cs/>
           <w:lang w:val="ar_AE" w:bidi="ar_AE"/>
         </w:rPr>
         <w:t>، "الكاتب").</w:t>
@@ -278,18 +338,24 @@
       </w:pPr>
       <w:r>
         <w:rPr>
+          <w:rtl/>
+          <w:cs/>
           <w:lang w:val="ar_AE" w:bidi="ar_AE"/>
         </w:rPr>
       </w:r>
       <w:r>
         <w:rPr>
           <w:i/>
+          <w:rtl/>
+          <w:cs/>
           <w:lang w:val="ar_AE" w:bidi="ar_AE"/>
         </w:rPr>
         <w:t>عَبْدُ يَسُوعَ الْمَسِيحِ</w:t>
       </w:r>
       <w:r>
         <w:rPr>
+          <w:rtl/>
+          <w:cs/>
           <w:lang w:val="ar_AE" w:bidi="ar_AE"/>
         </w:rPr>
         <w:t xml:space="preserve">: يشير يهوذا إلى أنه يتبع يسوع في جميع جوانب الحياة. ويظهر هذا اللقب أيضًا المكانة. حيث كان القادة البارزون في العهد القديم يُدعوّن </w:t>
@@ -297,12 +363,16 @@
       <w:r>
         <w:rPr>
           <w:i/>
+          <w:rtl/>
+          <w:cs/>
           <w:lang w:val="ar_AE" w:bidi="ar_AE"/>
         </w:rPr>
         <w:t>عبيد</w:t>
       </w:r>
       <w:r>
         <w:rPr>
+          <w:rtl/>
+          <w:cs/>
           <w:lang w:val="ar_AE" w:bidi="ar_AE"/>
         </w:rPr>
         <w:t xml:space="preserve"> أو </w:t>
@@ -310,12 +380,16 @@
       <w:r>
         <w:rPr>
           <w:i/>
+          <w:rtl/>
+          <w:cs/>
           <w:lang w:val="ar_AE" w:bidi="ar_AE"/>
         </w:rPr>
         <w:t>خدام</w:t>
       </w:r>
       <w:r>
         <w:rPr>
+          <w:rtl/>
+          <w:cs/>
           <w:lang w:val="ar_AE" w:bidi="ar_AE"/>
         </w:rPr>
         <w:t xml:space="preserve"> الله (انظر </w:t>
@@ -323,6 +397,8 @@
       <w:hyperlink r:id="rId13">
         <w:r>
           <w:rPr>
+            <w:rtl/>
+            <w:cs/>
             <w:lang w:val="ar_AE" w:bidi="ar_AE"/>
           </w:rPr>
           <w:rPr>
@@ -334,6 +410,8 @@
       </w:hyperlink>
       <w:r>
         <w:rPr>
+          <w:rtl/>
+          <w:cs/>
           <w:lang w:val="ar_AE" w:bidi="ar_AE"/>
         </w:rPr>
         <w:t xml:space="preserve">; </w:t>
@@ -341,6 +419,8 @@
       <w:hyperlink r:id="rId14">
         <w:r>
           <w:rPr>
+            <w:rtl/>
+            <w:cs/>
             <w:lang w:val="ar_AE" w:bidi="ar_AE"/>
           </w:rPr>
           <w:rPr>
@@ -352,6 +432,8 @@
       </w:hyperlink>
       <w:r>
         <w:rPr>
+          <w:rtl/>
+          <w:cs/>
           <w:lang w:val="ar_AE" w:bidi="ar_AE"/>
         </w:rPr>
         <w:t xml:space="preserve">; </w:t>
@@ -359,6 +441,8 @@
       <w:hyperlink r:id="rId15">
         <w:r>
           <w:rPr>
+            <w:rtl/>
+            <w:cs/>
             <w:lang w:val="ar_AE" w:bidi="ar_AE"/>
           </w:rPr>
           <w:rPr>
@@ -370,6 +454,8 @@
       </w:hyperlink>
       <w:r>
         <w:rPr>
+          <w:rtl/>
+          <w:cs/>
           <w:lang w:val="ar_AE" w:bidi="ar_AE"/>
         </w:rPr>
         <w:t>).</w:t>
@@ -384,39 +470,51 @@
       </w:pPr>
       <w:r>
         <w:rPr>
+          <w:rtl/>
+          <w:cs/>
           <w:lang w:val="ar_AE" w:bidi="ar_AE"/>
         </w:rPr>
       </w:r>
       <w:r>
         <w:rPr>
           <w:i/>
+          <w:rtl/>
+          <w:cs/>
           <w:lang w:val="ar_AE" w:bidi="ar_AE"/>
         </w:rPr>
         <w:t>إِلَى الْمَدْعُوِّينَ</w:t>
       </w:r>
       <w:r>
         <w:rPr>
+          <w:rtl/>
+          <w:cs/>
           <w:lang w:val="ar_AE" w:bidi="ar_AE"/>
         </w:rPr>
         <w:t>: لا نعرف بالضبط لمن كتب يهوذا هذه الرسالة.</w:t>
       </w:r>
       <w:r>
         <w:rPr>
-          <w:lang w:val="ar_AE" w:bidi="ar_AE"/>
-        </w:rPr>
-      </w:r>
-      <w:r>
-        <w:rPr>
-          <w:lang w:val="ar_AE" w:bidi="ar_AE"/>
-        </w:rPr>
-      </w:r>
-    </w:p>
-    <w:p>
-      <w:pPr>
-        <w:bidi/>
-      </w:pPr>
-      <w:r>
-        <w:rPr>
+          <w:rtl/>
+          <w:cs/>
+          <w:lang w:val="ar_AE" w:bidi="ar_AE"/>
+        </w:rPr>
+      </w:r>
+      <w:r>
+        <w:rPr>
+          <w:rtl/>
+          <w:cs/>
+          <w:lang w:val="ar_AE" w:bidi="ar_AE"/>
+        </w:rPr>
+      </w:r>
+    </w:p>
+    <w:p>
+      <w:pPr>
+        <w:bidi/>
+      </w:pPr>
+      <w:r>
+        <w:rPr>
+          <w:rtl/>
+          <w:cs/>
           <w:lang w:val="ar_AE" w:bidi="ar_AE"/>
         </w:rPr>
       </w:r>
@@ -428,12 +526,16 @@
       </w:pPr>
       <w:r>
         <w:rPr>
+          <w:rtl/>
+          <w:cs/>
           <w:lang w:val="ar_AE" w:bidi="ar_AE"/>
         </w:rPr>
         <w:t>يهوذا 1: 1–2</w:t>
       </w:r>
       <w:r>
         <w:rPr>
+          <w:rtl/>
+          <w:cs/>
           <w:lang w:val="ar_AE" w:bidi="ar_AE"/>
         </w:rPr>
       </w:r>
@@ -447,11 +549,15 @@
       </w:pPr>
       <w:r>
         <w:rPr>
-          <w:lang w:val="ar_AE" w:bidi="ar_AE"/>
-        </w:rPr>
-      </w:r>
-      <w:r>
-        <w:rPr>
+          <w:rtl/>
+          <w:cs/>
+          <w:lang w:val="ar_AE" w:bidi="ar_AE"/>
+        </w:rPr>
+      </w:r>
+      <w:r>
+        <w:rPr>
+          <w:rtl/>
+          <w:cs/>
           <w:lang w:val="ar_AE" w:bidi="ar_AE"/>
         </w:rPr>
         <w:t>وفقًا للبنية النموذجية لبداية الرسالة، يقوم يهوذا بتعريف نفسه، ويخاطب جمهوره، ويصلي من أجلهم.</w:t>
@@ -466,18 +572,24 @@
       </w:pPr>
       <w:r>
         <w:rPr>
+          <w:rtl/>
+          <w:cs/>
           <w:lang w:val="ar_AE" w:bidi="ar_AE"/>
         </w:rPr>
       </w:r>
       <w:r>
         <w:rPr>
           <w:i/>
+          <w:rtl/>
+          <w:cs/>
           <w:lang w:val="ar_AE" w:bidi="ar_AE"/>
         </w:rPr>
         <w:t>وَالْمَحْفُوظِينَ لِيَسُوعَ الْمَسِيحِ</w:t>
       </w:r>
       <w:r>
         <w:rPr>
+          <w:rtl/>
+          <w:cs/>
           <w:lang w:val="ar_AE" w:bidi="ar_AE"/>
         </w:rPr>
         <w:t xml:space="preserve">: هذه العبارة تؤكد على نقطة جوهرية (انظر أيضًا </w:t>
@@ -485,6 +597,8 @@
       <w:hyperlink r:id="rId16">
         <w:r>
           <w:rPr>
+            <w:rtl/>
+            <w:cs/>
             <w:lang w:val="ar_AE" w:bidi="ar_AE"/>
           </w:rPr>
           <w:rPr>
@@ -496,6 +610,8 @@
       </w:hyperlink>
       <w:r>
         <w:rPr>
+          <w:rtl/>
+          <w:cs/>
           <w:lang w:val="ar_AE" w:bidi="ar_AE"/>
         </w:rPr>
         <w:t xml:space="preserve">, </w:t>
@@ -503,6 +619,8 @@
       <w:hyperlink r:id="rId17">
         <w:r>
           <w:rPr>
+            <w:rtl/>
+            <w:cs/>
             <w:lang w:val="ar_AE" w:bidi="ar_AE"/>
           </w:rPr>
           <w:rPr>
@@ -514,27 +632,35 @@
       </w:hyperlink>
       <w:r>
         <w:rPr>
+          <w:rtl/>
+          <w:cs/>
           <w:lang w:val="ar_AE" w:bidi="ar_AE"/>
         </w:rPr>
         <w:t>). إنها تمنح المؤمنين الثقة عند مواجهة أشخاص ينشرون معلومات خاطئة عن الله.</w:t>
       </w:r>
       <w:r>
         <w:rPr>
-          <w:lang w:val="ar_AE" w:bidi="ar_AE"/>
-        </w:rPr>
-      </w:r>
-      <w:r>
-        <w:rPr>
-          <w:lang w:val="ar_AE" w:bidi="ar_AE"/>
-        </w:rPr>
-      </w:r>
-    </w:p>
-    <w:p>
-      <w:pPr>
-        <w:bidi/>
-      </w:pPr>
-      <w:r>
-        <w:rPr>
+          <w:rtl/>
+          <w:cs/>
+          <w:lang w:val="ar_AE" w:bidi="ar_AE"/>
+        </w:rPr>
+      </w:r>
+      <w:r>
+        <w:rPr>
+          <w:rtl/>
+          <w:cs/>
+          <w:lang w:val="ar_AE" w:bidi="ar_AE"/>
+        </w:rPr>
+      </w:r>
+    </w:p>
+    <w:p>
+      <w:pPr>
+        <w:bidi/>
+      </w:pPr>
+      <w:r>
+        <w:rPr>
+          <w:rtl/>
+          <w:cs/>
           <w:lang w:val="ar_AE" w:bidi="ar_AE"/>
         </w:rPr>
       </w:r>
@@ -546,48 +672,62 @@
       </w:pPr>
       <w:r>
         <w:rPr>
+          <w:rtl/>
+          <w:cs/>
           <w:lang w:val="ar_AE" w:bidi="ar_AE"/>
         </w:rPr>
         <w:t>يهوذا 1: 3</w:t>
       </w:r>
       <w:r>
         <w:rPr>
-          <w:lang w:val="ar_AE" w:bidi="ar_AE"/>
-        </w:rPr>
-      </w:r>
-    </w:p>
-    <w:p>
-      <w:pPr>
-        <w:bidi/>
-      </w:pPr>
-      <w:r>
-        <w:rPr>
-          <w:lang w:val="ar_AE" w:bidi="ar_AE"/>
-        </w:rPr>
-      </w:r>
-      <w:r>
-        <w:rPr>
+          <w:rtl/>
+          <w:cs/>
+          <w:lang w:val="ar_AE" w:bidi="ar_AE"/>
+        </w:rPr>
+      </w:r>
+    </w:p>
+    <w:p>
+      <w:pPr>
+        <w:bidi/>
+      </w:pPr>
+      <w:r>
+        <w:rPr>
+          <w:rtl/>
+          <w:cs/>
+          <w:lang w:val="ar_AE" w:bidi="ar_AE"/>
+        </w:rPr>
+      </w:r>
+      <w:r>
+        <w:rPr>
+          <w:rtl/>
+          <w:cs/>
           <w:lang w:val="ar_AE" w:bidi="ar_AE"/>
         </w:rPr>
         <w:t>في العهد الجديد، عادةً ما يُقصد بكلمة "إيمان" فعل التصديق، في حين تشير كلمة "الإيمان" إلى المعتقدات المسيحية.</w:t>
       </w:r>
       <w:r>
         <w:rPr>
-          <w:lang w:val="ar_AE" w:bidi="ar_AE"/>
-        </w:rPr>
-      </w:r>
-      <w:r>
-        <w:rPr>
-          <w:lang w:val="ar_AE" w:bidi="ar_AE"/>
-        </w:rPr>
-      </w:r>
-    </w:p>
-    <w:p>
-      <w:pPr>
-        <w:bidi/>
-      </w:pPr>
-      <w:r>
-        <w:rPr>
+          <w:rtl/>
+          <w:cs/>
+          <w:lang w:val="ar_AE" w:bidi="ar_AE"/>
+        </w:rPr>
+      </w:r>
+      <w:r>
+        <w:rPr>
+          <w:rtl/>
+          <w:cs/>
+          <w:lang w:val="ar_AE" w:bidi="ar_AE"/>
+        </w:rPr>
+      </w:r>
+    </w:p>
+    <w:p>
+      <w:pPr>
+        <w:bidi/>
+      </w:pPr>
+      <w:r>
+        <w:rPr>
+          <w:rtl/>
+          <w:cs/>
           <w:lang w:val="ar_AE" w:bidi="ar_AE"/>
         </w:rPr>
       </w:r>
@@ -599,27 +739,35 @@
       </w:pPr>
       <w:r>
         <w:rPr>
+          <w:rtl/>
+          <w:cs/>
           <w:lang w:val="ar_AE" w:bidi="ar_AE"/>
         </w:rPr>
         <w:t>يهوذا 1: 3–4</w:t>
       </w:r>
       <w:r>
         <w:rPr>
-          <w:lang w:val="ar_AE" w:bidi="ar_AE"/>
-        </w:rPr>
-      </w:r>
-    </w:p>
-    <w:p>
-      <w:pPr>
-        <w:bidi/>
-      </w:pPr>
-      <w:r>
-        <w:rPr>
-          <w:lang w:val="ar_AE" w:bidi="ar_AE"/>
-        </w:rPr>
-      </w:r>
-      <w:r>
-        <w:rPr>
+          <w:rtl/>
+          <w:cs/>
+          <w:lang w:val="ar_AE" w:bidi="ar_AE"/>
+        </w:rPr>
+      </w:r>
+    </w:p>
+    <w:p>
+      <w:pPr>
+        <w:bidi/>
+      </w:pPr>
+      <w:r>
+        <w:rPr>
+          <w:rtl/>
+          <w:cs/>
+          <w:lang w:val="ar_AE" w:bidi="ar_AE"/>
+        </w:rPr>
+      </w:r>
+      <w:r>
+        <w:rPr>
+          <w:rtl/>
+          <w:cs/>
           <w:lang w:val="ar_AE" w:bidi="ar_AE"/>
         </w:rPr>
         <w:t xml:space="preserve">بدلًا من الشكر المعتاد الذي يُذكر عادة في هذه النقطة في رسائل العهد الجديد، يوضح يهوذا هدفه الرئيسي (انظر </w:t>
@@ -627,6 +775,8 @@
       <w:hyperlink r:id="rId18">
         <w:r>
           <w:rPr>
+            <w:rtl/>
+            <w:cs/>
             <w:lang w:val="ar_AE" w:bidi="ar_AE"/>
           </w:rPr>
           <w:rPr>
@@ -638,6 +788,8 @@
       </w:hyperlink>
       <w:r>
         <w:rPr>
+          <w:rtl/>
+          <w:cs/>
           <w:lang w:val="ar_AE" w:bidi="ar_AE"/>
         </w:rPr>
         <w:t xml:space="preserve">؛ </w:t>
@@ -645,6 +797,8 @@
       <w:hyperlink r:id="rId19">
         <w:r>
           <w:rPr>
+            <w:rtl/>
+            <w:cs/>
             <w:lang w:val="ar_AE" w:bidi="ar_AE"/>
           </w:rPr>
           <w:rPr>
@@ -656,6 +810,8 @@
       </w:hyperlink>
       <w:r>
         <w:rPr>
+          <w:rtl/>
+          <w:cs/>
           <w:lang w:val="ar_AE" w:bidi="ar_AE"/>
         </w:rPr>
         <w:t xml:space="preserve">). فقد كانت التعاليم الكاذبة تشكل تهديدًا خطيرًا لإيمان الأشخاص الذين كان يكتب إليهم (انظر </w:t>
@@ -663,6 +819,8 @@
       <w:hyperlink r:id="rId20">
         <w:r>
           <w:rPr>
+            <w:rtl/>
+            <w:cs/>
             <w:lang w:val="ar_AE" w:bidi="ar_AE"/>
           </w:rPr>
           <w:rPr>
@@ -674,27 +832,35 @@
       </w:hyperlink>
       <w:r>
         <w:rPr>
+          <w:rtl/>
+          <w:cs/>
           <w:lang w:val="ar_AE" w:bidi="ar_AE"/>
         </w:rPr>
         <w:t>).</w:t>
       </w:r>
       <w:r>
         <w:rPr>
-          <w:lang w:val="ar_AE" w:bidi="ar_AE"/>
-        </w:rPr>
-      </w:r>
-      <w:r>
-        <w:rPr>
-          <w:lang w:val="ar_AE" w:bidi="ar_AE"/>
-        </w:rPr>
-      </w:r>
-    </w:p>
-    <w:p>
-      <w:pPr>
-        <w:bidi/>
-      </w:pPr>
-      <w:r>
-        <w:rPr>
+          <w:rtl/>
+          <w:cs/>
+          <w:lang w:val="ar_AE" w:bidi="ar_AE"/>
+        </w:rPr>
+      </w:r>
+      <w:r>
+        <w:rPr>
+          <w:rtl/>
+          <w:cs/>
+          <w:lang w:val="ar_AE" w:bidi="ar_AE"/>
+        </w:rPr>
+      </w:r>
+    </w:p>
+    <w:p>
+      <w:pPr>
+        <w:bidi/>
+      </w:pPr>
+      <w:r>
+        <w:rPr>
+          <w:rtl/>
+          <w:cs/>
           <w:lang w:val="ar_AE" w:bidi="ar_AE"/>
         </w:rPr>
       </w:r>
@@ -706,27 +872,35 @@
       </w:pPr>
       <w:r>
         <w:rPr>
+          <w:rtl/>
+          <w:cs/>
           <w:lang w:val="ar_AE" w:bidi="ar_AE"/>
         </w:rPr>
         <w:t>يهوذا 1: 4</w:t>
       </w:r>
       <w:r>
         <w:rPr>
-          <w:lang w:val="ar_AE" w:bidi="ar_AE"/>
-        </w:rPr>
-      </w:r>
-    </w:p>
-    <w:p>
-      <w:pPr>
-        <w:bidi/>
-      </w:pPr>
-      <w:r>
-        <w:rPr>
-          <w:lang w:val="ar_AE" w:bidi="ar_AE"/>
-        </w:rPr>
-      </w:r>
-      <w:r>
-        <w:rPr>
+          <w:rtl/>
+          <w:cs/>
+          <w:lang w:val="ar_AE" w:bidi="ar_AE"/>
+        </w:rPr>
+      </w:r>
+    </w:p>
+    <w:p>
+      <w:pPr>
+        <w:bidi/>
+      </w:pPr>
+      <w:r>
+        <w:rPr>
+          <w:rtl/>
+          <w:cs/>
+          <w:lang w:val="ar_AE" w:bidi="ar_AE"/>
+        </w:rPr>
+      </w:r>
+      <w:r>
+        <w:rPr>
+          <w:rtl/>
+          <w:cs/>
           <w:lang w:val="ar_AE" w:bidi="ar_AE"/>
         </w:rPr>
         <w:t xml:space="preserve">نعمة الله العظيمة قد تُغري البعض لإساءة استخدامها بالقول إنها تتيح لنا القيام بالأمور الخاطئة (انظر </w:t>
@@ -734,6 +908,8 @@
       <w:hyperlink r:id="rId21">
         <w:r>
           <w:rPr>
+            <w:rtl/>
+            <w:cs/>
             <w:lang w:val="ar_AE" w:bidi="ar_AE"/>
           </w:rPr>
           <w:rPr>
@@ -745,27 +921,35 @@
       </w:hyperlink>
       <w:r>
         <w:rPr>
+          <w:rtl/>
+          <w:cs/>
           <w:lang w:val="ar_AE" w:bidi="ar_AE"/>
         </w:rPr>
         <w:t>).</w:t>
       </w:r>
       <w:r>
         <w:rPr>
-          <w:lang w:val="ar_AE" w:bidi="ar_AE"/>
-        </w:rPr>
-      </w:r>
-      <w:r>
-        <w:rPr>
-          <w:lang w:val="ar_AE" w:bidi="ar_AE"/>
-        </w:rPr>
-      </w:r>
-    </w:p>
-    <w:p>
-      <w:pPr>
-        <w:bidi/>
-      </w:pPr>
-      <w:r>
-        <w:rPr>
+          <w:rtl/>
+          <w:cs/>
+          <w:lang w:val="ar_AE" w:bidi="ar_AE"/>
+        </w:rPr>
+      </w:r>
+      <w:r>
+        <w:rPr>
+          <w:rtl/>
+          <w:cs/>
+          <w:lang w:val="ar_AE" w:bidi="ar_AE"/>
+        </w:rPr>
+      </w:r>
+    </w:p>
+    <w:p>
+      <w:pPr>
+        <w:bidi/>
+      </w:pPr>
+      <w:r>
+        <w:rPr>
+          <w:rtl/>
+          <w:cs/>
           <w:lang w:val="ar_AE" w:bidi="ar_AE"/>
         </w:rPr>
       </w:r>
@@ -777,12 +961,16 @@
       </w:pPr>
       <w:r>
         <w:rPr>
+          <w:rtl/>
+          <w:cs/>
           <w:lang w:val="ar_AE" w:bidi="ar_AE"/>
         </w:rPr>
         <w:t>يهوذا 1: 5</w:t>
       </w:r>
       <w:r>
         <w:rPr>
+          <w:rtl/>
+          <w:cs/>
           <w:lang w:val="ar_AE" w:bidi="ar_AE"/>
         </w:rPr>
       </w:r>
@@ -796,11 +984,15 @@
       </w:pPr>
       <w:r>
         <w:rPr>
-          <w:lang w:val="ar_AE" w:bidi="ar_AE"/>
-        </w:rPr>
-      </w:r>
-      <w:r>
-        <w:rPr>
+          <w:rtl/>
+          <w:cs/>
+          <w:lang w:val="ar_AE" w:bidi="ar_AE"/>
+        </w:rPr>
+      </w:r>
+      <w:r>
+        <w:rPr>
+          <w:rtl/>
+          <w:cs/>
           <w:lang w:val="ar_AE" w:bidi="ar_AE"/>
         </w:rPr>
         <w:t xml:space="preserve">كان يسوع موجودًا قبل ولادته وأنقذ شعب إسرائيل من مصر. وفيما بعد، عاقب الذين لم يؤمنوا (انظر </w:t>
@@ -808,6 +1000,8 @@
       <w:hyperlink r:id="rId22">
         <w:r>
           <w:rPr>
+            <w:rtl/>
+            <w:cs/>
             <w:lang w:val="ar_AE" w:bidi="ar_AE"/>
           </w:rPr>
           <w:rPr>
@@ -819,6 +1013,8 @@
       </w:hyperlink>
       <w:r>
         <w:rPr>
+          <w:rtl/>
+          <w:cs/>
           <w:lang w:val="ar_AE" w:bidi="ar_AE"/>
         </w:rPr>
         <w:t>).</w:t>
@@ -833,18 +1029,24 @@
       </w:pPr>
       <w:r>
         <w:rPr>
+          <w:rtl/>
+          <w:cs/>
           <w:lang w:val="ar_AE" w:bidi="ar_AE"/>
         </w:rPr>
       </w:r>
       <w:r>
         <w:rPr>
           <w:i/>
+          <w:rtl/>
+          <w:cs/>
           <w:lang w:val="ar_AE" w:bidi="ar_AE"/>
         </w:rPr>
         <w:t>أَنَّ الرَّبَّ بَعْدَمَا خَلَّصَ الشَّعْبَ مِنْ أَرْضِ مِصْرَ، أَهْلَكَ أَيْضًا الَّذِينَ لَمْ يُؤْمِنُوا:</w:t>
       </w:r>
       <w:r>
         <w:rPr>
+          <w:rtl/>
+          <w:cs/>
           <w:lang w:val="ar_AE" w:bidi="ar_AE"/>
         </w:rPr>
         <w:t xml:space="preserve"> لم يثق معظم الناس في أن الله سيحميهم. ولأنهم لم يؤمنوا، جعل الله ذلك الجيل (باستثناء يشوع وكالب) يتوه في البرية حتى ماتوا (انظر </w:t>
@@ -852,6 +1054,8 @@
       <w:hyperlink r:id="rId23">
         <w:r>
           <w:rPr>
+            <w:rtl/>
+            <w:cs/>
             <w:lang w:val="ar_AE" w:bidi="ar_AE"/>
           </w:rPr>
           <w:rPr>
@@ -863,27 +1067,35 @@
       </w:hyperlink>
       <w:r>
         <w:rPr>
+          <w:rtl/>
+          <w:cs/>
           <w:lang w:val="ar_AE" w:bidi="ar_AE"/>
         </w:rPr>
         <w:t>).</w:t>
       </w:r>
       <w:r>
         <w:rPr>
-          <w:lang w:val="ar_AE" w:bidi="ar_AE"/>
-        </w:rPr>
-      </w:r>
-      <w:r>
-        <w:rPr>
-          <w:lang w:val="ar_AE" w:bidi="ar_AE"/>
-        </w:rPr>
-      </w:r>
-    </w:p>
-    <w:p>
-      <w:pPr>
-        <w:bidi/>
-      </w:pPr>
-      <w:r>
-        <w:rPr>
+          <w:rtl/>
+          <w:cs/>
+          <w:lang w:val="ar_AE" w:bidi="ar_AE"/>
+        </w:rPr>
+      </w:r>
+      <w:r>
+        <w:rPr>
+          <w:rtl/>
+          <w:cs/>
+          <w:lang w:val="ar_AE" w:bidi="ar_AE"/>
+        </w:rPr>
+      </w:r>
+    </w:p>
+    <w:p>
+      <w:pPr>
+        <w:bidi/>
+      </w:pPr>
+      <w:r>
+        <w:rPr>
+          <w:rtl/>
+          <w:cs/>
           <w:lang w:val="ar_AE" w:bidi="ar_AE"/>
         </w:rPr>
       </w:r>
@@ -895,27 +1107,35 @@
       </w:pPr>
       <w:r>
         <w:rPr>
+          <w:rtl/>
+          <w:cs/>
           <w:lang w:val="ar_AE" w:bidi="ar_AE"/>
         </w:rPr>
         <w:t>يهوذا 1: 5–16</w:t>
       </w:r>
       <w:r>
         <w:rPr>
-          <w:lang w:val="ar_AE" w:bidi="ar_AE"/>
-        </w:rPr>
-      </w:r>
-    </w:p>
-    <w:p>
-      <w:pPr>
-        <w:bidi/>
-      </w:pPr>
-      <w:r>
-        <w:rPr>
-          <w:lang w:val="ar_AE" w:bidi="ar_AE"/>
-        </w:rPr>
-      </w:r>
-      <w:r>
-        <w:rPr>
+          <w:rtl/>
+          <w:cs/>
+          <w:lang w:val="ar_AE" w:bidi="ar_AE"/>
+        </w:rPr>
+      </w:r>
+    </w:p>
+    <w:p>
+      <w:pPr>
+        <w:bidi/>
+      </w:pPr>
+      <w:r>
+        <w:rPr>
+          <w:rtl/>
+          <w:cs/>
+          <w:lang w:val="ar_AE" w:bidi="ar_AE"/>
+        </w:rPr>
+      </w:r>
+      <w:r>
+        <w:rPr>
+          <w:rtl/>
+          <w:cs/>
           <w:lang w:val="ar_AE" w:bidi="ar_AE"/>
         </w:rPr>
         <w:t xml:space="preserve">هذا الجزء يوضح "قَدْ كُتِبُوا مُنْذُ الْقَدِيمِ لِهذِهِ الدَّيْنُونَةِ" في </w:t>
@@ -923,6 +1143,8 @@
       <w:hyperlink r:id="rId24">
         <w:r>
           <w:rPr>
+            <w:rtl/>
+            <w:cs/>
             <w:lang w:val="ar_AE" w:bidi="ar_AE"/>
           </w:rPr>
           <w:rPr>
@@ -934,27 +1156,35 @@
       </w:hyperlink>
       <w:r>
         <w:rPr>
+          <w:rtl/>
+          <w:cs/>
           <w:lang w:val="ar_AE" w:bidi="ar_AE"/>
         </w:rPr>
         <w:t xml:space="preserve"> بواسطة أمثلة من العهد القديم لدينونة الله على المُعَلِّمين الكذبة.</w:t>
       </w:r>
       <w:r>
         <w:rPr>
-          <w:lang w:val="ar_AE" w:bidi="ar_AE"/>
-        </w:rPr>
-      </w:r>
-      <w:r>
-        <w:rPr>
-          <w:lang w:val="ar_AE" w:bidi="ar_AE"/>
-        </w:rPr>
-      </w:r>
-    </w:p>
-    <w:p>
-      <w:pPr>
-        <w:bidi/>
-      </w:pPr>
-      <w:r>
-        <w:rPr>
+          <w:rtl/>
+          <w:cs/>
+          <w:lang w:val="ar_AE" w:bidi="ar_AE"/>
+        </w:rPr>
+      </w:r>
+      <w:r>
+        <w:rPr>
+          <w:rtl/>
+          <w:cs/>
+          <w:lang w:val="ar_AE" w:bidi="ar_AE"/>
+        </w:rPr>
+      </w:r>
+    </w:p>
+    <w:p>
+      <w:pPr>
+        <w:bidi/>
+      </w:pPr>
+      <w:r>
+        <w:rPr>
+          <w:rtl/>
+          <w:cs/>
           <w:lang w:val="ar_AE" w:bidi="ar_AE"/>
         </w:rPr>
       </w:r>
@@ -966,51 +1196,67 @@
       </w:pPr>
       <w:r>
         <w:rPr>
+          <w:rtl/>
+          <w:cs/>
           <w:lang w:val="ar_AE" w:bidi="ar_AE"/>
         </w:rPr>
         <w:t>يهوذا 1: 6</w:t>
       </w:r>
       <w:r>
         <w:rPr>
-          <w:lang w:val="ar_AE" w:bidi="ar_AE"/>
-        </w:rPr>
-      </w:r>
-    </w:p>
-    <w:p>
-      <w:pPr>
-        <w:bidi/>
-      </w:pPr>
-      <w:r>
-        <w:rPr>
-          <w:lang w:val="ar_AE" w:bidi="ar_AE"/>
-        </w:rPr>
-      </w:r>
-      <w:r>
-        <w:rPr>
+          <w:rtl/>
+          <w:cs/>
+          <w:lang w:val="ar_AE" w:bidi="ar_AE"/>
+        </w:rPr>
+      </w:r>
+    </w:p>
+    <w:p>
+      <w:pPr>
+        <w:bidi/>
+      </w:pPr>
+      <w:r>
+        <w:rPr>
+          <w:rtl/>
+          <w:cs/>
+          <w:lang w:val="ar_AE" w:bidi="ar_AE"/>
+        </w:rPr>
+      </w:r>
+      <w:r>
+        <w:rPr>
+          <w:rtl/>
+          <w:cs/>
           <w:lang w:val="ar_AE" w:bidi="ar_AE"/>
         </w:rPr>
         <w:t xml:space="preserve">قد يشير تعبير الملائكة إلى سقوط الشيطان والملائكة الذين تبعوه، لكن لا يوجد مقطع في العهد القديم يصف هذا الحدث بوضوح (انظر ملاحظات الدراسة على </w:t>
       </w:r>
       <w:r>
         <w:rPr>
+          <w:rtl/>
+          <w:cs/>
           <w:lang w:val="ar_AE" w:bidi="ar_AE"/>
         </w:rPr>
         <w:t>إشعياء 14:12–17</w:t>
       </w:r>
       <w:r>
         <w:rPr>
+          <w:rtl/>
+          <w:cs/>
           <w:lang w:val="ar_AE" w:bidi="ar_AE"/>
         </w:rPr>
         <w:t xml:space="preserve">; </w:t>
       </w:r>
       <w:r>
         <w:rPr>
+          <w:rtl/>
+          <w:cs/>
           <w:lang w:val="ar_AE" w:bidi="ar_AE"/>
         </w:rPr>
         <w:t>حزقيال 28:12–19</w:t>
       </w:r>
       <w:r>
         <w:rPr>
+          <w:rtl/>
+          <w:cs/>
           <w:lang w:val="ar_AE" w:bidi="ar_AE"/>
         </w:rPr>
         <w:t xml:space="preserve">). وربما كان يهوذا يشير إلى </w:t>
@@ -1018,6 +1264,8 @@
       <w:hyperlink r:id="rId25">
         <w:r>
           <w:rPr>
+            <w:rtl/>
+            <w:cs/>
             <w:lang w:val="ar_AE" w:bidi="ar_AE"/>
           </w:rPr>
           <w:rPr>
@@ -1029,6 +1277,8 @@
       </w:hyperlink>
       <w:r>
         <w:rPr>
+          <w:rtl/>
+          <w:cs/>
           <w:lang w:val="ar_AE" w:bidi="ar_AE"/>
         </w:rPr>
         <w:t xml:space="preserve">. وقد فهم التقليد اليهودي "أبناء الله" في </w:t>
@@ -1036,6 +1286,8 @@
       <w:hyperlink r:id="rId26">
         <w:r>
           <w:rPr>
+            <w:rtl/>
+            <w:cs/>
             <w:lang w:val="ar_AE" w:bidi="ar_AE"/>
           </w:rPr>
           <w:rPr>
@@ -1047,6 +1299,8 @@
       </w:hyperlink>
       <w:r>
         <w:rPr>
+          <w:rtl/>
+          <w:cs/>
           <w:lang w:val="ar_AE" w:bidi="ar_AE"/>
         </w:rPr>
         <w:t xml:space="preserve"> على أنهم ملائكة أشرار. كما كانوا يعتقدون أن الله عاقب هؤلاء الملائكة لأنهم أقاموا علاقات جنسية مع النساء (انظر </w:t>
@@ -1054,36 +1308,48 @@
       <w:r>
         <w:rPr>
           <w:i/>
+          <w:rtl/>
+          <w:cs/>
           <w:lang w:val="ar_AE" w:bidi="ar_AE"/>
         </w:rPr>
         <w:t>1 أخنوخ</w:t>
       </w:r>
       <w:r>
         <w:rPr>
+          <w:rtl/>
+          <w:cs/>
           <w:lang w:val="ar_AE" w:bidi="ar_AE"/>
         </w:rPr>
         <w:t xml:space="preserve"> 6–10; انظر أيضًا ملاحظات الدراسة على </w:t>
       </w:r>
       <w:r>
         <w:rPr>
+          <w:rtl/>
+          <w:cs/>
           <w:lang w:val="ar_AE" w:bidi="ar_AE"/>
         </w:rPr>
         <w:t>1 بطرس 3:19–20</w:t>
       </w:r>
       <w:r>
         <w:rPr>
+          <w:rtl/>
+          <w:cs/>
           <w:lang w:val="ar_AE" w:bidi="ar_AE"/>
         </w:rPr>
         <w:t xml:space="preserve">; </w:t>
       </w:r>
       <w:r>
         <w:rPr>
+          <w:rtl/>
+          <w:cs/>
           <w:lang w:val="ar_AE" w:bidi="ar_AE"/>
         </w:rPr>
         <w:t>2 بطرس 2:4</w:t>
       </w:r>
       <w:r>
         <w:rPr>
+          <w:rtl/>
+          <w:cs/>
           <w:lang w:val="ar_AE" w:bidi="ar_AE"/>
         </w:rPr>
         <w:t xml:space="preserve">). يقتبس يهوذا لاحقًا (في </w:t>
@@ -1091,6 +1357,8 @@
       <w:hyperlink r:id="rId27">
         <w:r>
           <w:rPr>
+            <w:rtl/>
+            <w:cs/>
             <w:lang w:val="ar_AE" w:bidi="ar_AE"/>
           </w:rPr>
           <w:rPr>
@@ -1102,6 +1370,8 @@
       </w:hyperlink>
       <w:r>
         <w:rPr>
+          <w:rtl/>
+          <w:cs/>
           <w:lang w:val="ar_AE" w:bidi="ar_AE"/>
         </w:rPr>
         <w:t xml:space="preserve">) مباشرة من </w:t>
@@ -1109,33 +1379,43 @@
       <w:r>
         <w:rPr>
           <w:i/>
+          <w:rtl/>
+          <w:cs/>
           <w:lang w:val="ar_AE" w:bidi="ar_AE"/>
         </w:rPr>
         <w:t>1 أخنوخ</w:t>
       </w:r>
       <w:r>
         <w:rPr>
+          <w:rtl/>
+          <w:cs/>
           <w:lang w:val="ar_AE" w:bidi="ar_AE"/>
         </w:rPr>
         <w:t>.</w:t>
       </w:r>
       <w:r>
         <w:rPr>
-          <w:lang w:val="ar_AE" w:bidi="ar_AE"/>
-        </w:rPr>
-      </w:r>
-      <w:r>
-        <w:rPr>
-          <w:lang w:val="ar_AE" w:bidi="ar_AE"/>
-        </w:rPr>
-      </w:r>
-    </w:p>
-    <w:p>
-      <w:pPr>
-        <w:bidi/>
-      </w:pPr>
-      <w:r>
-        <w:rPr>
+          <w:rtl/>
+          <w:cs/>
+          <w:lang w:val="ar_AE" w:bidi="ar_AE"/>
+        </w:rPr>
+      </w:r>
+      <w:r>
+        <w:rPr>
+          <w:rtl/>
+          <w:cs/>
+          <w:lang w:val="ar_AE" w:bidi="ar_AE"/>
+        </w:rPr>
+      </w:r>
+    </w:p>
+    <w:p>
+      <w:pPr>
+        <w:bidi/>
+      </w:pPr>
+      <w:r>
+        <w:rPr>
+          <w:rtl/>
+          <w:cs/>
           <w:lang w:val="ar_AE" w:bidi="ar_AE"/>
         </w:rPr>
       </w:r>
@@ -1147,12 +1427,16 @@
       </w:pPr>
       <w:r>
         <w:rPr>
+          <w:rtl/>
+          <w:cs/>
           <w:lang w:val="ar_AE" w:bidi="ar_AE"/>
         </w:rPr>
         <w:t>يهوذا 1: 7</w:t>
       </w:r>
       <w:r>
         <w:rPr>
+          <w:rtl/>
+          <w:cs/>
           <w:lang w:val="ar_AE" w:bidi="ar_AE"/>
         </w:rPr>
       </w:r>
@@ -1166,11 +1450,15 @@
       </w:pPr>
       <w:r>
         <w:rPr>
-          <w:lang w:val="ar_AE" w:bidi="ar_AE"/>
-        </w:rPr>
-      </w:r>
-      <w:r>
-        <w:rPr>
+          <w:rtl/>
+          <w:cs/>
+          <w:lang w:val="ar_AE" w:bidi="ar_AE"/>
+        </w:rPr>
+      </w:r>
+      <w:r>
+        <w:rPr>
+          <w:rtl/>
+          <w:cs/>
           <w:lang w:val="ar_AE" w:bidi="ar_AE"/>
         </w:rPr>
         <w:t xml:space="preserve">أصبح حكم الله على سدوم وعمورة معروفًا (انظر </w:t>
@@ -1178,6 +1466,8 @@
       <w:hyperlink r:id="rId28">
         <w:r>
           <w:rPr>
+            <w:rtl/>
+            <w:cs/>
             <w:lang w:val="ar_AE" w:bidi="ar_AE"/>
           </w:rPr>
           <w:rPr>
@@ -1189,6 +1479,8 @@
       </w:hyperlink>
       <w:r>
         <w:rPr>
+          <w:rtl/>
+          <w:cs/>
           <w:lang w:val="ar_AE" w:bidi="ar_AE"/>
         </w:rPr>
         <w:t xml:space="preserve">؛ </w:t>
@@ -1196,6 +1488,8 @@
       <w:hyperlink r:id="rId29">
         <w:r>
           <w:rPr>
+            <w:rtl/>
+            <w:cs/>
             <w:lang w:val="ar_AE" w:bidi="ar_AE"/>
           </w:rPr>
           <w:rPr>
@@ -1207,6 +1501,8 @@
       </w:hyperlink>
       <w:r>
         <w:rPr>
+          <w:rtl/>
+          <w:cs/>
           <w:lang w:val="ar_AE" w:bidi="ar_AE"/>
         </w:rPr>
         <w:t>).</w:t>
@@ -1221,18 +1517,24 @@
       </w:pPr>
       <w:r>
         <w:rPr>
+          <w:rtl/>
+          <w:cs/>
           <w:lang w:val="ar_AE" w:bidi="ar_AE"/>
         </w:rPr>
       </w:r>
       <w:r>
         <w:rPr>
           <w:i/>
+          <w:rtl/>
+          <w:cs/>
           <w:lang w:val="ar_AE" w:bidi="ar_AE"/>
         </w:rPr>
         <w:t>وَالْمُدُنَ الَّتِي حَوْلَهُمَا</w:t>
       </w:r>
       <w:r>
         <w:rPr>
+          <w:rtl/>
+          <w:cs/>
           <w:lang w:val="ar_AE" w:bidi="ar_AE"/>
         </w:rPr>
         <w:t xml:space="preserve">: </w:t>
@@ -1240,6 +1542,8 @@
       <w:hyperlink r:id="rId30">
         <w:r>
           <w:rPr>
+            <w:rtl/>
+            <w:cs/>
             <w:lang w:val="ar_AE" w:bidi="ar_AE"/>
           </w:rPr>
           <w:rPr>
@@ -1251,6 +1555,8 @@
       </w:hyperlink>
       <w:r>
         <w:rPr>
+          <w:rtl/>
+          <w:cs/>
           <w:lang w:val="ar_AE" w:bidi="ar_AE"/>
         </w:rPr>
         <w:t xml:space="preserve"> يذكر أدمة وصبوييم.</w:t>
@@ -1265,18 +1571,24 @@
       </w:pPr>
       <w:r>
         <w:rPr>
+          <w:rtl/>
+          <w:cs/>
           <w:lang w:val="ar_AE" w:bidi="ar_AE"/>
         </w:rPr>
       </w:r>
       <w:r>
         <w:rPr>
           <w:i/>
+          <w:rtl/>
+          <w:cs/>
           <w:lang w:val="ar_AE" w:bidi="ar_AE"/>
         </w:rPr>
         <w:t>إِذْ زَنَتْ عَلَى طَرِيق مِثْلِهِمَا، وَمَضَتْ وَرَاءَ جَسَدٍ آخَرَ</w:t>
       </w:r>
       <w:r>
         <w:rPr>
+          <w:rtl/>
+          <w:cs/>
           <w:lang w:val="ar_AE" w:bidi="ar_AE"/>
         </w:rPr>
         <w:t>: قد يشير هذا إلى العلاقات الجنسية بين الأفراد من نفس الجنس (</w:t>
@@ -1284,6 +1596,8 @@
       <w:hyperlink r:id="rId31">
         <w:r>
           <w:rPr>
+            <w:rtl/>
+            <w:cs/>
             <w:lang w:val="ar_AE" w:bidi="ar_AE"/>
           </w:rPr>
           <w:rPr>
@@ -1295,27 +1609,35 @@
       </w:hyperlink>
       <w:r>
         <w:rPr>
+          <w:rtl/>
+          <w:cs/>
           <w:lang w:val="ar_AE" w:bidi="ar_AE"/>
         </w:rPr>
         <w:t>).</w:t>
       </w:r>
       <w:r>
         <w:rPr>
-          <w:lang w:val="ar_AE" w:bidi="ar_AE"/>
-        </w:rPr>
-      </w:r>
-      <w:r>
-        <w:rPr>
-          <w:lang w:val="ar_AE" w:bidi="ar_AE"/>
-        </w:rPr>
-      </w:r>
-    </w:p>
-    <w:p>
-      <w:pPr>
-        <w:bidi/>
-      </w:pPr>
-      <w:r>
-        <w:rPr>
+          <w:rtl/>
+          <w:cs/>
+          <w:lang w:val="ar_AE" w:bidi="ar_AE"/>
+        </w:rPr>
+      </w:r>
+      <w:r>
+        <w:rPr>
+          <w:rtl/>
+          <w:cs/>
+          <w:lang w:val="ar_AE" w:bidi="ar_AE"/>
+        </w:rPr>
+      </w:r>
+    </w:p>
+    <w:p>
+      <w:pPr>
+        <w:bidi/>
+      </w:pPr>
+      <w:r>
+        <w:rPr>
+          <w:rtl/>
+          <w:cs/>
           <w:lang w:val="ar_AE" w:bidi="ar_AE"/>
         </w:rPr>
       </w:r>
@@ -1327,34 +1649,44 @@
       </w:pPr>
       <w:r>
         <w:rPr>
+          <w:rtl/>
+          <w:cs/>
           <w:lang w:val="ar_AE" w:bidi="ar_AE"/>
         </w:rPr>
         <w:t>يهوذا 1: 8</w:t>
       </w:r>
       <w:r>
         <w:rPr>
-          <w:lang w:val="ar_AE" w:bidi="ar_AE"/>
-        </w:rPr>
-      </w:r>
-    </w:p>
-    <w:p>
-      <w:pPr>
-        <w:bidi/>
-      </w:pPr>
-      <w:r>
-        <w:rPr>
+          <w:rtl/>
+          <w:cs/>
+          <w:lang w:val="ar_AE" w:bidi="ar_AE"/>
+        </w:rPr>
+      </w:r>
+    </w:p>
+    <w:p>
+      <w:pPr>
+        <w:bidi/>
+      </w:pPr>
+      <w:r>
+        <w:rPr>
+          <w:rtl/>
+          <w:cs/>
           <w:lang w:val="ar_AE" w:bidi="ar_AE"/>
         </w:rPr>
       </w:r>
       <w:r>
         <w:rPr>
           <w:i/>
+          <w:rtl/>
+          <w:cs/>
           <w:lang w:val="ar_AE" w:bidi="ar_AE"/>
         </w:rPr>
         <w:t xml:space="preserve"> وَيَفْتَرُونَ عَلَى ذَوِي الأَمْجَادِ</w:t>
       </w:r>
       <w:r>
         <w:rPr>
+          <w:rtl/>
+          <w:cs/>
           <w:lang w:val="ar_AE" w:bidi="ar_AE"/>
         </w:rPr>
         <w:t xml:space="preserve">: قد يشير هذا إلى الملائكة الشريرة. في العهد القديم واليهودية، أدّى الملائكة دورًا مهمًا في الدينونة. وربما كان المُعَلِّمون الكذبة يقللون من أهمية الدينونة الآتية (انظر </w:t>
@@ -1362,6 +1694,8 @@
       <w:hyperlink r:id="rId32">
         <w:r>
           <w:rPr>
+            <w:rtl/>
+            <w:cs/>
             <w:lang w:val="ar_AE" w:bidi="ar_AE"/>
           </w:rPr>
           <w:rPr>
@@ -1373,6 +1707,8 @@
       </w:hyperlink>
       <w:r>
         <w:rPr>
+          <w:rtl/>
+          <w:cs/>
           <w:lang w:val="ar_AE" w:bidi="ar_AE"/>
         </w:rPr>
         <w:t xml:space="preserve">; </w:t>
@@ -1380,6 +1716,8 @@
       <w:hyperlink r:id="rId33">
         <w:r>
           <w:rPr>
+            <w:rtl/>
+            <w:cs/>
             <w:lang w:val="ar_AE" w:bidi="ar_AE"/>
           </w:rPr>
           <w:rPr>
@@ -1391,6 +1729,8 @@
       </w:hyperlink>
       <w:r>
         <w:rPr>
+          <w:rtl/>
+          <w:cs/>
           <w:lang w:val="ar_AE" w:bidi="ar_AE"/>
         </w:rPr>
         <w:t xml:space="preserve">) أو ينكرون الأصل المجيد لهؤلاء الملائكة الذين تمردوا ضد الله (قارن </w:t>
@@ -1398,6 +1738,8 @@
       <w:hyperlink r:id="rId34">
         <w:r>
           <w:rPr>
+            <w:rtl/>
+            <w:cs/>
             <w:lang w:val="ar_AE" w:bidi="ar_AE"/>
           </w:rPr>
           <w:rPr>
@@ -1409,27 +1751,35 @@
       </w:hyperlink>
       <w:r>
         <w:rPr>
+          <w:rtl/>
+          <w:cs/>
           <w:lang w:val="ar_AE" w:bidi="ar_AE"/>
         </w:rPr>
         <w:t>).</w:t>
       </w:r>
       <w:r>
         <w:rPr>
-          <w:lang w:val="ar_AE" w:bidi="ar_AE"/>
-        </w:rPr>
-      </w:r>
-      <w:r>
-        <w:rPr>
-          <w:lang w:val="ar_AE" w:bidi="ar_AE"/>
-        </w:rPr>
-      </w:r>
-    </w:p>
-    <w:p>
-      <w:pPr>
-        <w:bidi/>
-      </w:pPr>
-      <w:r>
-        <w:rPr>
+          <w:rtl/>
+          <w:cs/>
+          <w:lang w:val="ar_AE" w:bidi="ar_AE"/>
+        </w:rPr>
+      </w:r>
+      <w:r>
+        <w:rPr>
+          <w:rtl/>
+          <w:cs/>
+          <w:lang w:val="ar_AE" w:bidi="ar_AE"/>
+        </w:rPr>
+      </w:r>
+    </w:p>
+    <w:p>
+      <w:pPr>
+        <w:bidi/>
+      </w:pPr>
+      <w:r>
+        <w:rPr>
+          <w:rtl/>
+          <w:cs/>
           <w:lang w:val="ar_AE" w:bidi="ar_AE"/>
         </w:rPr>
       </w:r>
@@ -1441,27 +1791,35 @@
       </w:pPr>
       <w:r>
         <w:rPr>
+          <w:rtl/>
+          <w:cs/>
           <w:lang w:val="ar_AE" w:bidi="ar_AE"/>
         </w:rPr>
         <w:t>يهوذا 1: 9</w:t>
       </w:r>
       <w:r>
         <w:rPr>
-          <w:lang w:val="ar_AE" w:bidi="ar_AE"/>
-        </w:rPr>
-      </w:r>
-    </w:p>
-    <w:p>
-      <w:pPr>
-        <w:bidi/>
-      </w:pPr>
-      <w:r>
-        <w:rPr>
-          <w:lang w:val="ar_AE" w:bidi="ar_AE"/>
-        </w:rPr>
-      </w:r>
-      <w:r>
-        <w:rPr>
+          <w:rtl/>
+          <w:cs/>
+          <w:lang w:val="ar_AE" w:bidi="ar_AE"/>
+        </w:rPr>
+      </w:r>
+    </w:p>
+    <w:p>
+      <w:pPr>
+        <w:bidi/>
+      </w:pPr>
+      <w:r>
+        <w:rPr>
+          <w:rtl/>
+          <w:cs/>
+          <w:lang w:val="ar_AE" w:bidi="ar_AE"/>
+        </w:rPr>
+      </w:r>
+      <w:r>
+        <w:rPr>
+          <w:rtl/>
+          <w:cs/>
           <w:lang w:val="ar_AE" w:bidi="ar_AE"/>
         </w:rPr>
         <w:t xml:space="preserve">إن ميخائيل يُعدّ واحدًا من أقوى الملائكة. وفي التقليد اليهودي، يُعد "رئيس الملائكة" أعلى رتبة بين الملائكة (انظر أيضًا </w:t>
@@ -1469,6 +1827,8 @@
       <w:hyperlink r:id="rId35">
         <w:r>
           <w:rPr>
+            <w:rtl/>
+            <w:cs/>
             <w:lang w:val="ar_AE" w:bidi="ar_AE"/>
           </w:rPr>
           <w:rPr>
@@ -1480,6 +1840,8 @@
       </w:hyperlink>
       <w:r>
         <w:rPr>
+          <w:rtl/>
+          <w:cs/>
           <w:lang w:val="ar_AE" w:bidi="ar_AE"/>
         </w:rPr>
         <w:t>). ويُذكر ميخائيل عدة مرات في الكتاب المُقَدَّس (</w:t>
@@ -1487,6 +1849,8 @@
       <w:hyperlink r:id="rId36">
         <w:r>
           <w:rPr>
+            <w:rtl/>
+            <w:cs/>
             <w:lang w:val="ar_AE" w:bidi="ar_AE"/>
           </w:rPr>
           <w:rPr>
@@ -1498,6 +1862,8 @@
       </w:hyperlink>
       <w:r>
         <w:rPr>
+          <w:rtl/>
+          <w:cs/>
           <w:lang w:val="ar_AE" w:bidi="ar_AE"/>
         </w:rPr>
         <w:t xml:space="preserve">, </w:t>
@@ -1505,6 +1871,8 @@
       <w:hyperlink r:id="rId37">
         <w:r>
           <w:rPr>
+            <w:rtl/>
+            <w:cs/>
             <w:lang w:val="ar_AE" w:bidi="ar_AE"/>
           </w:rPr>
           <w:rPr>
@@ -1516,6 +1884,8 @@
       </w:hyperlink>
       <w:r>
         <w:rPr>
+          <w:rtl/>
+          <w:cs/>
           <w:lang w:val="ar_AE" w:bidi="ar_AE"/>
         </w:rPr>
         <w:t xml:space="preserve">; </w:t>
@@ -1523,6 +1893,8 @@
       <w:hyperlink r:id="rId38">
         <w:r>
           <w:rPr>
+            <w:rtl/>
+            <w:cs/>
             <w:lang w:val="ar_AE" w:bidi="ar_AE"/>
           </w:rPr>
           <w:rPr>
@@ -1534,6 +1906,8 @@
       </w:hyperlink>
       <w:r>
         <w:rPr>
+          <w:rtl/>
+          <w:cs/>
           <w:lang w:val="ar_AE" w:bidi="ar_AE"/>
         </w:rPr>
         <w:t xml:space="preserve">; </w:t>
@@ -1541,6 +1915,8 @@
       <w:hyperlink r:id="rId39">
         <w:r>
           <w:rPr>
+            <w:rtl/>
+            <w:cs/>
             <w:lang w:val="ar_AE" w:bidi="ar_AE"/>
           </w:rPr>
           <w:rPr>
@@ -1552,6 +1928,8 @@
       </w:hyperlink>
       <w:r>
         <w:rPr>
+          <w:rtl/>
+          <w:cs/>
           <w:lang w:val="ar_AE" w:bidi="ar_AE"/>
         </w:rPr>
         <w:t xml:space="preserve">). أما قصة مخاصمته مع الشيطان حول جسد موسى فهي ليست موجودة في العهد القديم، لكنها تُذكر في التقليد اليهودي (انظر </w:t>
@@ -1559,33 +1937,43 @@
       <w:r>
         <w:rPr>
           <w:i/>
+          <w:rtl/>
+          <w:cs/>
           <w:lang w:val="ar_AE" w:bidi="ar_AE"/>
         </w:rPr>
         <w:t>افتراض موسى</w:t>
       </w:r>
       <w:r>
         <w:rPr>
+          <w:rtl/>
+          <w:cs/>
           <w:lang w:val="ar_AE" w:bidi="ar_AE"/>
         </w:rPr>
         <w:t>).</w:t>
       </w:r>
       <w:r>
         <w:rPr>
-          <w:lang w:val="ar_AE" w:bidi="ar_AE"/>
-        </w:rPr>
-      </w:r>
-      <w:r>
-        <w:rPr>
-          <w:lang w:val="ar_AE" w:bidi="ar_AE"/>
-        </w:rPr>
-      </w:r>
-    </w:p>
-    <w:p>
-      <w:pPr>
-        <w:bidi/>
-      </w:pPr>
-      <w:r>
-        <w:rPr>
+          <w:rtl/>
+          <w:cs/>
+          <w:lang w:val="ar_AE" w:bidi="ar_AE"/>
+        </w:rPr>
+      </w:r>
+      <w:r>
+        <w:rPr>
+          <w:rtl/>
+          <w:cs/>
+          <w:lang w:val="ar_AE" w:bidi="ar_AE"/>
+        </w:rPr>
+      </w:r>
+    </w:p>
+    <w:p>
+      <w:pPr>
+        <w:bidi/>
+      </w:pPr>
+      <w:r>
+        <w:rPr>
+          <w:rtl/>
+          <w:cs/>
           <w:lang w:val="ar_AE" w:bidi="ar_AE"/>
         </w:rPr>
       </w:r>
@@ -1597,12 +1985,16 @@
       </w:pPr>
       <w:r>
         <w:rPr>
+          <w:rtl/>
+          <w:cs/>
           <w:lang w:val="ar_AE" w:bidi="ar_AE"/>
         </w:rPr>
         <w:t>يهوذا 1: 11</w:t>
       </w:r>
       <w:r>
         <w:rPr>
+          <w:rtl/>
+          <w:cs/>
           <w:lang w:val="ar_AE" w:bidi="ar_AE"/>
         </w:rPr>
       </w:r>
@@ -1616,18 +2008,24 @@
       </w:pPr>
       <w:r>
         <w:rPr>
+          <w:rtl/>
+          <w:cs/>
           <w:lang w:val="ar_AE" w:bidi="ar_AE"/>
         </w:rPr>
       </w:r>
       <w:r>
         <w:rPr>
           <w:i/>
+          <w:rtl/>
+          <w:cs/>
           <w:lang w:val="ar_AE" w:bidi="ar_AE"/>
         </w:rPr>
         <w:t>قايين</w:t>
       </w:r>
       <w:r>
         <w:rPr>
+          <w:rtl/>
+          <w:cs/>
           <w:lang w:val="ar_AE" w:bidi="ar_AE"/>
         </w:rPr>
         <w:t xml:space="preserve">: انظر </w:t>
@@ -1635,6 +2033,8 @@
       <w:hyperlink r:id="rId40">
         <w:r>
           <w:rPr>
+            <w:rtl/>
+            <w:cs/>
             <w:lang w:val="ar_AE" w:bidi="ar_AE"/>
           </w:rPr>
           <w:rPr>
@@ -1646,6 +2046,8 @@
       </w:hyperlink>
       <w:r>
         <w:rPr>
+          <w:rtl/>
+          <w:cs/>
           <w:lang w:val="ar_AE" w:bidi="ar_AE"/>
         </w:rPr>
         <w:t>.</w:t>
@@ -1660,30 +2062,40 @@
       </w:pPr>
       <w:r>
         <w:rPr>
+          <w:rtl/>
+          <w:cs/>
           <w:lang w:val="ar_AE" w:bidi="ar_AE"/>
         </w:rPr>
       </w:r>
       <w:r>
         <w:rPr>
           <w:i/>
+          <w:rtl/>
+          <w:cs/>
           <w:lang w:val="ar_AE" w:bidi="ar_AE"/>
         </w:rPr>
         <w:t>بلعام</w:t>
       </w:r>
       <w:r>
         <w:rPr>
+          <w:rtl/>
+          <w:cs/>
           <w:lang w:val="ar_AE" w:bidi="ar_AE"/>
         </w:rPr>
         <w:t xml:space="preserve">: يُرجى الرجوع إلى </w:t>
       </w:r>
       <w:r>
         <w:rPr>
+          <w:rtl/>
+          <w:cs/>
           <w:lang w:val="ar_AE" w:bidi="ar_AE"/>
         </w:rPr>
         <w:t>ملاحظة الدراسة على 2 بطرس 2:15</w:t>
       </w:r>
       <w:r>
         <w:rPr>
+          <w:rtl/>
+          <w:cs/>
           <w:lang w:val="ar_AE" w:bidi="ar_AE"/>
         </w:rPr>
         <w:t>.</w:t>
@@ -1698,18 +2110,24 @@
       </w:pPr>
       <w:r>
         <w:rPr>
+          <w:rtl/>
+          <w:cs/>
           <w:lang w:val="ar_AE" w:bidi="ar_AE"/>
         </w:rPr>
       </w:r>
       <w:r>
         <w:rPr>
           <w:i/>
+          <w:rtl/>
+          <w:cs/>
           <w:lang w:val="ar_AE" w:bidi="ar_AE"/>
         </w:rPr>
         <w:t>قورح</w:t>
       </w:r>
       <w:r>
         <w:rPr>
+          <w:rtl/>
+          <w:cs/>
           <w:lang w:val="ar_AE" w:bidi="ar_AE"/>
         </w:rPr>
         <w:t xml:space="preserve">: ارجع إلى </w:t>
@@ -1717,6 +2135,8 @@
       <w:hyperlink r:id="rId41">
         <w:r>
           <w:rPr>
+            <w:rtl/>
+            <w:cs/>
             <w:lang w:val="ar_AE" w:bidi="ar_AE"/>
           </w:rPr>
           <w:rPr>
@@ -1728,27 +2148,35 @@
       </w:hyperlink>
       <w:r>
         <w:rPr>
+          <w:rtl/>
+          <w:cs/>
           <w:lang w:val="ar_AE" w:bidi="ar_AE"/>
         </w:rPr>
         <w:t>.</w:t>
       </w:r>
       <w:r>
         <w:rPr>
-          <w:lang w:val="ar_AE" w:bidi="ar_AE"/>
-        </w:rPr>
-      </w:r>
-      <w:r>
-        <w:rPr>
-          <w:lang w:val="ar_AE" w:bidi="ar_AE"/>
-        </w:rPr>
-      </w:r>
-    </w:p>
-    <w:p>
-      <w:pPr>
-        <w:bidi/>
-      </w:pPr>
-      <w:r>
-        <w:rPr>
+          <w:rtl/>
+          <w:cs/>
+          <w:lang w:val="ar_AE" w:bidi="ar_AE"/>
+        </w:rPr>
+      </w:r>
+      <w:r>
+        <w:rPr>
+          <w:rtl/>
+          <w:cs/>
+          <w:lang w:val="ar_AE" w:bidi="ar_AE"/>
+        </w:rPr>
+      </w:r>
+    </w:p>
+    <w:p>
+      <w:pPr>
+        <w:bidi/>
+      </w:pPr>
+      <w:r>
+        <w:rPr>
+          <w:rtl/>
+          <w:cs/>
           <w:lang w:val="ar_AE" w:bidi="ar_AE"/>
         </w:rPr>
       </w:r>
@@ -1760,48 +2188,62 @@
       </w:pPr>
       <w:r>
         <w:rPr>
+          <w:rtl/>
+          <w:cs/>
           <w:lang w:val="ar_AE" w:bidi="ar_AE"/>
         </w:rPr>
         <w:t>يهوذا 1: 12</w:t>
       </w:r>
       <w:r>
         <w:rPr>
-          <w:lang w:val="ar_AE" w:bidi="ar_AE"/>
-        </w:rPr>
-      </w:r>
-    </w:p>
-    <w:p>
-      <w:pPr>
-        <w:bidi/>
-      </w:pPr>
-      <w:r>
-        <w:rPr>
-          <w:lang w:val="ar_AE" w:bidi="ar_AE"/>
-        </w:rPr>
-      </w:r>
-      <w:r>
-        <w:rPr>
+          <w:rtl/>
+          <w:cs/>
+          <w:lang w:val="ar_AE" w:bidi="ar_AE"/>
+        </w:rPr>
+      </w:r>
+    </w:p>
+    <w:p>
+      <w:pPr>
+        <w:bidi/>
+      </w:pPr>
+      <w:r>
+        <w:rPr>
+          <w:rtl/>
+          <w:cs/>
+          <w:lang w:val="ar_AE" w:bidi="ar_AE"/>
+        </w:rPr>
+      </w:r>
+      <w:r>
+        <w:rPr>
+          <w:rtl/>
+          <w:cs/>
           <w:lang w:val="ar_AE" w:bidi="ar_AE"/>
         </w:rPr>
         <w:t>كان المسيحيون الأوائل يحتفلون بعشاء الرب كجزء من وجبات الشركة التي كانوا يتناولونها معًا.</w:t>
       </w:r>
       <w:r>
         <w:rPr>
-          <w:lang w:val="ar_AE" w:bidi="ar_AE"/>
-        </w:rPr>
-      </w:r>
-      <w:r>
-        <w:rPr>
-          <w:lang w:val="ar_AE" w:bidi="ar_AE"/>
-        </w:rPr>
-      </w:r>
-    </w:p>
-    <w:p>
-      <w:pPr>
-        <w:bidi/>
-      </w:pPr>
-      <w:r>
-        <w:rPr>
+          <w:rtl/>
+          <w:cs/>
+          <w:lang w:val="ar_AE" w:bidi="ar_AE"/>
+        </w:rPr>
+      </w:r>
+      <w:r>
+        <w:rPr>
+          <w:rtl/>
+          <w:cs/>
+          <w:lang w:val="ar_AE" w:bidi="ar_AE"/>
+        </w:rPr>
+      </w:r>
+    </w:p>
+    <w:p>
+      <w:pPr>
+        <w:bidi/>
+      </w:pPr>
+      <w:r>
+        <w:rPr>
+          <w:rtl/>
+          <w:cs/>
           <w:lang w:val="ar_AE" w:bidi="ar_AE"/>
         </w:rPr>
       </w:r>
@@ -1813,48 +2255,62 @@
       </w:pPr>
       <w:r>
         <w:rPr>
+          <w:rtl/>
+          <w:cs/>
           <w:lang w:val="ar_AE" w:bidi="ar_AE"/>
         </w:rPr>
         <w:t>يهوذا 1: 13</w:t>
       </w:r>
       <w:r>
         <w:rPr>
-          <w:lang w:val="ar_AE" w:bidi="ar_AE"/>
-        </w:rPr>
-      </w:r>
-    </w:p>
-    <w:p>
-      <w:pPr>
-        <w:bidi/>
-      </w:pPr>
-      <w:r>
-        <w:rPr>
-          <w:lang w:val="ar_AE" w:bidi="ar_AE"/>
-        </w:rPr>
-      </w:r>
-      <w:r>
-        <w:rPr>
+          <w:rtl/>
+          <w:cs/>
+          <w:lang w:val="ar_AE" w:bidi="ar_AE"/>
+        </w:rPr>
+      </w:r>
+    </w:p>
+    <w:p>
+      <w:pPr>
+        <w:bidi/>
+      </w:pPr>
+      <w:r>
+        <w:rPr>
+          <w:rtl/>
+          <w:cs/>
+          <w:lang w:val="ar_AE" w:bidi="ar_AE"/>
+        </w:rPr>
+      </w:r>
+      <w:r>
+        <w:rPr>
+          <w:rtl/>
+          <w:cs/>
           <w:lang w:val="ar_AE" w:bidi="ar_AE"/>
         </w:rPr>
         <w:t>كان الناس في الماضي يعتقدون أن الكواكب هي نجوم متجولة بسبب حركتها في أنماط غير منتظمة عبر السماء. وبالمثل، كان المُعَلِّمون الكذبة يتجولون (بتعليم أشياء غير صحيحة)، وقد أدان الله أفعالهم.</w:t>
       </w:r>
       <w:r>
         <w:rPr>
-          <w:lang w:val="ar_AE" w:bidi="ar_AE"/>
-        </w:rPr>
-      </w:r>
-      <w:r>
-        <w:rPr>
-          <w:lang w:val="ar_AE" w:bidi="ar_AE"/>
-        </w:rPr>
-      </w:r>
-    </w:p>
-    <w:p>
-      <w:pPr>
-        <w:bidi/>
-      </w:pPr>
-      <w:r>
-        <w:rPr>
+          <w:rtl/>
+          <w:cs/>
+          <w:lang w:val="ar_AE" w:bidi="ar_AE"/>
+        </w:rPr>
+      </w:r>
+      <w:r>
+        <w:rPr>
+          <w:rtl/>
+          <w:cs/>
+          <w:lang w:val="ar_AE" w:bidi="ar_AE"/>
+        </w:rPr>
+      </w:r>
+    </w:p>
+    <w:p>
+      <w:pPr>
+        <w:bidi/>
+      </w:pPr>
+      <w:r>
+        <w:rPr>
+          <w:rtl/>
+          <w:cs/>
           <w:lang w:val="ar_AE" w:bidi="ar_AE"/>
         </w:rPr>
       </w:r>
@@ -1866,27 +2322,35 @@
       </w:pPr>
       <w:r>
         <w:rPr>
+          <w:rtl/>
+          <w:cs/>
           <w:lang w:val="ar_AE" w:bidi="ar_AE"/>
         </w:rPr>
         <w:t>يهوذا 1: 14–15</w:t>
       </w:r>
       <w:r>
         <w:rPr>
-          <w:lang w:val="ar_AE" w:bidi="ar_AE"/>
-        </w:rPr>
-      </w:r>
-    </w:p>
-    <w:p>
-      <w:pPr>
-        <w:bidi/>
-      </w:pPr>
-      <w:r>
-        <w:rPr>
-          <w:lang w:val="ar_AE" w:bidi="ar_AE"/>
-        </w:rPr>
-      </w:r>
-      <w:r>
-        <w:rPr>
+          <w:rtl/>
+          <w:cs/>
+          <w:lang w:val="ar_AE" w:bidi="ar_AE"/>
+        </w:rPr>
+      </w:r>
+    </w:p>
+    <w:p>
+      <w:pPr>
+        <w:bidi/>
+      </w:pPr>
+      <w:r>
+        <w:rPr>
+          <w:rtl/>
+          <w:cs/>
+          <w:lang w:val="ar_AE" w:bidi="ar_AE"/>
+        </w:rPr>
+      </w:r>
+      <w:r>
+        <w:rPr>
+          <w:rtl/>
+          <w:cs/>
           <w:lang w:val="ar_AE" w:bidi="ar_AE"/>
         </w:rPr>
         <w:t xml:space="preserve">كان أخنوخ من أوائل نسل آدم (انظر </w:t>
@@ -1894,6 +2358,8 @@
       <w:hyperlink r:id="rId42">
         <w:r>
           <w:rPr>
+            <w:rtl/>
+            <w:cs/>
             <w:lang w:val="ar_AE" w:bidi="ar_AE"/>
           </w:rPr>
           <w:rPr>
@@ -1905,6 +2371,8 @@
       </w:hyperlink>
       <w:r>
         <w:rPr>
+          <w:rtl/>
+          <w:cs/>
           <w:lang w:val="ar_AE" w:bidi="ar_AE"/>
         </w:rPr>
         <w:t xml:space="preserve">؛ </w:t>
@@ -1912,6 +2380,8 @@
       <w:hyperlink r:id="rId43">
         <w:r>
           <w:rPr>
+            <w:rtl/>
+            <w:cs/>
             <w:lang w:val="ar_AE" w:bidi="ar_AE"/>
           </w:rPr>
           <w:rPr>
@@ -1923,6 +2393,8 @@
       </w:hyperlink>
       <w:r>
         <w:rPr>
+          <w:rtl/>
+          <w:cs/>
           <w:lang w:val="ar_AE" w:bidi="ar_AE"/>
         </w:rPr>
         <w:t xml:space="preserve">). ويشير </w:t>
@@ -1930,6 +2402,8 @@
       <w:hyperlink r:id="rId44">
         <w:r>
           <w:rPr>
+            <w:rtl/>
+            <w:cs/>
             <w:lang w:val="ar_AE" w:bidi="ar_AE"/>
           </w:rPr>
           <w:rPr>
@@ -1941,6 +2415,8 @@
       </w:hyperlink>
       <w:r>
         <w:rPr>
+          <w:rtl/>
+          <w:cs/>
           <w:lang w:val="ar_AE" w:bidi="ar_AE"/>
         </w:rPr>
         <w:t xml:space="preserve"> إلى أن أخنوخ لم يمت بل أُخذ مباشرة إلى السماء (قارن </w:t>
@@ -1948,6 +2424,8 @@
       <w:hyperlink r:id="rId45">
         <w:r>
           <w:rPr>
+            <w:rtl/>
+            <w:cs/>
             <w:lang w:val="ar_AE" w:bidi="ar_AE"/>
           </w:rPr>
           <w:rPr>
@@ -1959,6 +2437,8 @@
       </w:hyperlink>
       <w:r>
         <w:rPr>
+          <w:rtl/>
+          <w:cs/>
           <w:lang w:val="ar_AE" w:bidi="ar_AE"/>
         </w:rPr>
         <w:t xml:space="preserve">؛ انظر </w:t>
@@ -1966,6 +2446,8 @@
       <w:hyperlink r:id="rId46">
         <w:r>
           <w:rPr>
+            <w:rtl/>
+            <w:cs/>
             <w:lang w:val="ar_AE" w:bidi="ar_AE"/>
           </w:rPr>
           <w:rPr>
@@ -1977,6 +2459,8 @@
       </w:hyperlink>
       <w:r>
         <w:rPr>
+          <w:rtl/>
+          <w:cs/>
           <w:lang w:val="ar_AE" w:bidi="ar_AE"/>
         </w:rPr>
         <w:t>). هذا الاعتراف الخاص من الله والذِكر المحدود له في الكتاب المُقَدَّس يجعل أخنوخ شخصية مثيرة للاهتمام. ويحتوي الأدب اليهودي على عدة أساطير عنه، ويُنسب إليه على الأقل كتابان من الرؤى الأخروية التي كتبت بين العهد القديم والجديد (</w:t>
@@ -1984,33 +2468,43 @@
       <w:r>
         <w:rPr>
           <w:i/>
+          <w:rtl/>
+          <w:cs/>
           <w:lang w:val="ar_AE" w:bidi="ar_AE"/>
         </w:rPr>
         <w:t>1–2 أخنوخ</w:t>
       </w:r>
       <w:r>
         <w:rPr>
+          <w:rtl/>
+          <w:cs/>
           <w:lang w:val="ar_AE" w:bidi="ar_AE"/>
         </w:rPr>
         <w:t>).</w:t>
       </w:r>
       <w:r>
         <w:rPr>
-          <w:lang w:val="ar_AE" w:bidi="ar_AE"/>
-        </w:rPr>
-      </w:r>
-      <w:r>
-        <w:rPr>
-          <w:lang w:val="ar_AE" w:bidi="ar_AE"/>
-        </w:rPr>
-      </w:r>
-    </w:p>
-    <w:p>
-      <w:pPr>
-        <w:bidi/>
-      </w:pPr>
-      <w:r>
-        <w:rPr>
+          <w:rtl/>
+          <w:cs/>
+          <w:lang w:val="ar_AE" w:bidi="ar_AE"/>
+        </w:rPr>
+      </w:r>
+      <w:r>
+        <w:rPr>
+          <w:rtl/>
+          <w:cs/>
+          <w:lang w:val="ar_AE" w:bidi="ar_AE"/>
+        </w:rPr>
+      </w:r>
+    </w:p>
+    <w:p>
+      <w:pPr>
+        <w:bidi/>
+      </w:pPr>
+      <w:r>
+        <w:rPr>
+          <w:rtl/>
+          <w:cs/>
           <w:lang w:val="ar_AE" w:bidi="ar_AE"/>
         </w:rPr>
       </w:r>
@@ -2022,34 +2516,44 @@
       </w:pPr>
       <w:r>
         <w:rPr>
+          <w:rtl/>
+          <w:cs/>
           <w:lang w:val="ar_AE" w:bidi="ar_AE"/>
         </w:rPr>
         <w:t>يهوذا 1: 17</w:t>
       </w:r>
       <w:r>
         <w:rPr>
-          <w:lang w:val="ar_AE" w:bidi="ar_AE"/>
-        </w:rPr>
-      </w:r>
-    </w:p>
-    <w:p>
-      <w:pPr>
-        <w:bidi/>
-      </w:pPr>
-      <w:r>
-        <w:rPr>
+          <w:rtl/>
+          <w:cs/>
+          <w:lang w:val="ar_AE" w:bidi="ar_AE"/>
+        </w:rPr>
+      </w:r>
+    </w:p>
+    <w:p>
+      <w:pPr>
+        <w:bidi/>
+      </w:pPr>
+      <w:r>
+        <w:rPr>
+          <w:rtl/>
+          <w:cs/>
           <w:lang w:val="ar_AE" w:bidi="ar_AE"/>
         </w:rPr>
       </w:r>
       <w:r>
         <w:rPr>
           <w:i/>
+          <w:rtl/>
+          <w:cs/>
           <w:lang w:val="ar_AE" w:bidi="ar_AE"/>
         </w:rPr>
         <w:t xml:space="preserve"> الأَقْوَالَ الَّتِي قَالَهَا سَابِقًا رُسُلُ رَبِّنَا يَسُوعَ الْمَسِيحِ</w:t>
       </w:r>
       <w:r>
         <w:rPr>
+          <w:rtl/>
+          <w:cs/>
           <w:lang w:val="ar_AE" w:bidi="ar_AE"/>
         </w:rPr>
         <w:t xml:space="preserve">: انظر </w:t>
@@ -2057,6 +2561,8 @@
       <w:hyperlink r:id="rId47">
         <w:r>
           <w:rPr>
+            <w:rtl/>
+            <w:cs/>
             <w:lang w:val="ar_AE" w:bidi="ar_AE"/>
           </w:rPr>
           <w:rPr>
@@ -2068,6 +2574,8 @@
       </w:hyperlink>
       <w:r>
         <w:rPr>
+          <w:rtl/>
+          <w:cs/>
           <w:lang w:val="ar_AE" w:bidi="ar_AE"/>
         </w:rPr>
         <w:t xml:space="preserve">، </w:t>
@@ -2075,6 +2583,8 @@
       <w:hyperlink r:id="rId48">
         <w:r>
           <w:rPr>
+            <w:rtl/>
+            <w:cs/>
             <w:lang w:val="ar_AE" w:bidi="ar_AE"/>
           </w:rPr>
           <w:rPr>
@@ -2086,6 +2596,8 @@
       </w:hyperlink>
       <w:r>
         <w:rPr>
+          <w:rtl/>
+          <w:cs/>
           <w:lang w:val="ar_AE" w:bidi="ar_AE"/>
         </w:rPr>
         <w:t>، و</w:t>
@@ -2093,6 +2605,8 @@
       <w:hyperlink r:id="rId49">
         <w:r>
           <w:rPr>
+            <w:rtl/>
+            <w:cs/>
             <w:lang w:val="ar_AE" w:bidi="ar_AE"/>
           </w:rPr>
           <w:rPr>
@@ -2104,27 +2618,35 @@
       </w:hyperlink>
       <w:r>
         <w:rPr>
+          <w:rtl/>
+          <w:cs/>
           <w:lang w:val="ar_AE" w:bidi="ar_AE"/>
         </w:rPr>
         <w:t>.</w:t>
       </w:r>
       <w:r>
         <w:rPr>
-          <w:lang w:val="ar_AE" w:bidi="ar_AE"/>
-        </w:rPr>
-      </w:r>
-      <w:r>
-        <w:rPr>
-          <w:lang w:val="ar_AE" w:bidi="ar_AE"/>
-        </w:rPr>
-      </w:r>
-    </w:p>
-    <w:p>
-      <w:pPr>
-        <w:bidi/>
-      </w:pPr>
-      <w:r>
-        <w:rPr>
+          <w:rtl/>
+          <w:cs/>
+          <w:lang w:val="ar_AE" w:bidi="ar_AE"/>
+        </w:rPr>
+      </w:r>
+      <w:r>
+        <w:rPr>
+          <w:rtl/>
+          <w:cs/>
+          <w:lang w:val="ar_AE" w:bidi="ar_AE"/>
+        </w:rPr>
+      </w:r>
+    </w:p>
+    <w:p>
+      <w:pPr>
+        <w:bidi/>
+      </w:pPr>
+      <w:r>
+        <w:rPr>
+          <w:rtl/>
+          <w:cs/>
           <w:lang w:val="ar_AE" w:bidi="ar_AE"/>
         </w:rPr>
       </w:r>
@@ -2136,27 +2658,35 @@
       </w:pPr>
       <w:r>
         <w:rPr>
+          <w:rtl/>
+          <w:cs/>
           <w:lang w:val="ar_AE" w:bidi="ar_AE"/>
         </w:rPr>
         <w:t>يهوذا 1: 17–23</w:t>
       </w:r>
       <w:r>
         <w:rPr>
-          <w:lang w:val="ar_AE" w:bidi="ar_AE"/>
-        </w:rPr>
-      </w:r>
-    </w:p>
-    <w:p>
-      <w:pPr>
-        <w:bidi/>
-      </w:pPr>
-      <w:r>
-        <w:rPr>
-          <w:lang w:val="ar_AE" w:bidi="ar_AE"/>
-        </w:rPr>
-      </w:r>
-      <w:r>
-        <w:rPr>
+          <w:rtl/>
+          <w:cs/>
+          <w:lang w:val="ar_AE" w:bidi="ar_AE"/>
+        </w:rPr>
+      </w:r>
+    </w:p>
+    <w:p>
+      <w:pPr>
+        <w:bidi/>
+      </w:pPr>
+      <w:r>
+        <w:rPr>
+          <w:rtl/>
+          <w:cs/>
+          <w:lang w:val="ar_AE" w:bidi="ar_AE"/>
+        </w:rPr>
+      </w:r>
+      <w:r>
+        <w:rPr>
+          <w:rtl/>
+          <w:cs/>
           <w:lang w:val="ar_AE" w:bidi="ar_AE"/>
         </w:rPr>
         <w:t xml:space="preserve">بعد إدانة المُعَلِّمين الكذبة، يشجع يهوذا قراءه مرة أخرى بشكل مباشر (انظر </w:t>
@@ -2164,6 +2694,8 @@
       <w:hyperlink r:id="rId50">
         <w:r>
           <w:rPr>
+            <w:rtl/>
+            <w:cs/>
             <w:lang w:val="ar_AE" w:bidi="ar_AE"/>
           </w:rPr>
           <w:rPr>
@@ -2175,6 +2707,8 @@
       </w:hyperlink>
       <w:r>
         <w:rPr>
+          <w:rtl/>
+          <w:cs/>
           <w:lang w:val="ar_AE" w:bidi="ar_AE"/>
         </w:rPr>
         <w:t>). كان الرسل قد حذروهم من التعاليم الكاذبة (</w:t>
@@ -2182,6 +2716,8 @@
       <w:hyperlink r:id="rId51">
         <w:r>
           <w:rPr>
+            <w:rtl/>
+            <w:cs/>
             <w:lang w:val="ar_AE" w:bidi="ar_AE"/>
           </w:rPr>
           <w:rPr>
@@ -2193,6 +2729,8 @@
       </w:hyperlink>
       <w:r>
         <w:rPr>
+          <w:rtl/>
+          <w:cs/>
           <w:lang w:val="ar_AE" w:bidi="ar_AE"/>
         </w:rPr>
         <w:t>). وكان ينبغي لهم دعم بعضهم البعض في إيمانهم (</w:t>
@@ -2200,6 +2738,8 @@
       <w:hyperlink r:id="rId52">
         <w:r>
           <w:rPr>
+            <w:rtl/>
+            <w:cs/>
             <w:lang w:val="ar_AE" w:bidi="ar_AE"/>
           </w:rPr>
           <w:rPr>
@@ -2211,6 +2751,8 @@
       </w:hyperlink>
       <w:r>
         <w:rPr>
+          <w:rtl/>
+          <w:cs/>
           <w:lang w:val="ar_AE" w:bidi="ar_AE"/>
         </w:rPr>
         <w:t>). كما كان يجب عليهم مساعدة أولئك الذين قد يضللهم المُعَلِّمون الكذبة (</w:t>
@@ -2218,6 +2760,8 @@
       <w:hyperlink r:id="rId20">
         <w:r>
           <w:rPr>
+            <w:rtl/>
+            <w:cs/>
             <w:lang w:val="ar_AE" w:bidi="ar_AE"/>
           </w:rPr>
           <w:rPr>
@@ -2229,27 +2773,35 @@
       </w:hyperlink>
       <w:r>
         <w:rPr>
+          <w:rtl/>
+          <w:cs/>
           <w:lang w:val="ar_AE" w:bidi="ar_AE"/>
         </w:rPr>
         <w:t>).</w:t>
       </w:r>
       <w:r>
         <w:rPr>
-          <w:lang w:val="ar_AE" w:bidi="ar_AE"/>
-        </w:rPr>
-      </w:r>
-      <w:r>
-        <w:rPr>
-          <w:lang w:val="ar_AE" w:bidi="ar_AE"/>
-        </w:rPr>
-      </w:r>
-    </w:p>
-    <w:p>
-      <w:pPr>
-        <w:bidi/>
-      </w:pPr>
-      <w:r>
-        <w:rPr>
+          <w:rtl/>
+          <w:cs/>
+          <w:lang w:val="ar_AE" w:bidi="ar_AE"/>
+        </w:rPr>
+      </w:r>
+      <w:r>
+        <w:rPr>
+          <w:rtl/>
+          <w:cs/>
+          <w:lang w:val="ar_AE" w:bidi="ar_AE"/>
+        </w:rPr>
+      </w:r>
+    </w:p>
+    <w:p>
+      <w:pPr>
+        <w:bidi/>
+      </w:pPr>
+      <w:r>
+        <w:rPr>
+          <w:rtl/>
+          <w:cs/>
           <w:lang w:val="ar_AE" w:bidi="ar_AE"/>
         </w:rPr>
       </w:r>
@@ -2261,34 +2813,44 @@
       </w:pPr>
       <w:r>
         <w:rPr>
+          <w:rtl/>
+          <w:cs/>
           <w:lang w:val="ar_AE" w:bidi="ar_AE"/>
         </w:rPr>
         <w:t>يهوذا 1: 18</w:t>
       </w:r>
       <w:r>
         <w:rPr>
-          <w:lang w:val="ar_AE" w:bidi="ar_AE"/>
-        </w:rPr>
-      </w:r>
-    </w:p>
-    <w:p>
-      <w:pPr>
-        <w:bidi/>
-      </w:pPr>
-      <w:r>
-        <w:rPr>
+          <w:rtl/>
+          <w:cs/>
+          <w:lang w:val="ar_AE" w:bidi="ar_AE"/>
+        </w:rPr>
+      </w:r>
+    </w:p>
+    <w:p>
+      <w:pPr>
+        <w:bidi/>
+      </w:pPr>
+      <w:r>
+        <w:rPr>
+          <w:rtl/>
+          <w:cs/>
           <w:lang w:val="ar_AE" w:bidi="ar_AE"/>
         </w:rPr>
       </w:r>
       <w:r>
         <w:rPr>
           <w:i/>
+          <w:rtl/>
+          <w:cs/>
           <w:lang w:val="ar_AE" w:bidi="ar_AE"/>
         </w:rPr>
         <w:t>إِنَّهُ فِي الزَّمَانِ الأَخِيرِ</w:t>
       </w:r>
       <w:r>
         <w:rPr>
+          <w:rtl/>
+          <w:cs/>
           <w:lang w:val="ar_AE" w:bidi="ar_AE"/>
         </w:rPr>
         <w:t>: مجيء يسوع بصفته المسيا (المختار من الله) يمثل الجزء النهائي من خطة الله. وقد بدأت نبوات العهد القديم المتعلقة بالأيام الأخيرة تتحقق من ذلك الوقت. وبناءً على ذلك، يستند يهوذا إلى نبوة الرسل عن الأزمنة الأخيرة لمعالجة الأزمة الحالية التي تسبب بها المُعَلِّمون الكذبة (</w:t>
@@ -2296,6 +2858,8 @@
       <w:hyperlink r:id="rId53">
         <w:r>
           <w:rPr>
+            <w:rtl/>
+            <w:cs/>
             <w:lang w:val="ar_AE" w:bidi="ar_AE"/>
           </w:rPr>
           <w:rPr>
@@ -2307,27 +2871,35 @@
       </w:hyperlink>
       <w:r>
         <w:rPr>
+          <w:rtl/>
+          <w:cs/>
           <w:lang w:val="ar_AE" w:bidi="ar_AE"/>
         </w:rPr>
         <w:t>).</w:t>
       </w:r>
       <w:r>
         <w:rPr>
-          <w:lang w:val="ar_AE" w:bidi="ar_AE"/>
-        </w:rPr>
-      </w:r>
-      <w:r>
-        <w:rPr>
-          <w:lang w:val="ar_AE" w:bidi="ar_AE"/>
-        </w:rPr>
-      </w:r>
-    </w:p>
-    <w:p>
-      <w:pPr>
-        <w:bidi/>
-      </w:pPr>
-      <w:r>
-        <w:rPr>
+          <w:rtl/>
+          <w:cs/>
+          <w:lang w:val="ar_AE" w:bidi="ar_AE"/>
+        </w:rPr>
+      </w:r>
+      <w:r>
+        <w:rPr>
+          <w:rtl/>
+          <w:cs/>
+          <w:lang w:val="ar_AE" w:bidi="ar_AE"/>
+        </w:rPr>
+      </w:r>
+    </w:p>
+    <w:p>
+      <w:pPr>
+        <w:bidi/>
+      </w:pPr>
+      <w:r>
+        <w:rPr>
+          <w:rtl/>
+          <w:cs/>
           <w:lang w:val="ar_AE" w:bidi="ar_AE"/>
         </w:rPr>
       </w:r>
@@ -2339,34 +2911,44 @@
       </w:pPr>
       <w:r>
         <w:rPr>
+          <w:rtl/>
+          <w:cs/>
           <w:lang w:val="ar_AE" w:bidi="ar_AE"/>
         </w:rPr>
         <w:t>يهوذا 1: 20</w:t>
       </w:r>
       <w:r>
         <w:rPr>
-          <w:lang w:val="ar_AE" w:bidi="ar_AE"/>
-        </w:rPr>
-      </w:r>
-    </w:p>
-    <w:p>
-      <w:pPr>
-        <w:bidi/>
-      </w:pPr>
-      <w:r>
-        <w:rPr>
+          <w:rtl/>
+          <w:cs/>
+          <w:lang w:val="ar_AE" w:bidi="ar_AE"/>
+        </w:rPr>
+      </w:r>
+    </w:p>
+    <w:p>
+      <w:pPr>
+        <w:bidi/>
+      </w:pPr>
+      <w:r>
+        <w:rPr>
+          <w:rtl/>
+          <w:cs/>
           <w:lang w:val="ar_AE" w:bidi="ar_AE"/>
         </w:rPr>
       </w:r>
       <w:r>
         <w:rPr>
           <w:i/>
+          <w:rtl/>
+          <w:cs/>
           <w:lang w:val="ar_AE" w:bidi="ar_AE"/>
         </w:rPr>
         <w:t>إيمانكم الأقدس</w:t>
       </w:r>
       <w:r>
         <w:rPr>
+          <w:rtl/>
+          <w:cs/>
           <w:lang w:val="ar_AE" w:bidi="ar_AE"/>
         </w:rPr>
         <w:t xml:space="preserve">: كما في </w:t>
@@ -2374,6 +2956,8 @@
       <w:hyperlink r:id="rId54">
         <w:r>
           <w:rPr>
+            <w:rtl/>
+            <w:cs/>
             <w:lang w:val="ar_AE" w:bidi="ar_AE"/>
           </w:rPr>
           <w:rPr>
@@ -2385,6 +2969,8 @@
       </w:hyperlink>
       <w:r>
         <w:rPr>
+          <w:rtl/>
+          <w:cs/>
           <w:lang w:val="ar_AE" w:bidi="ar_AE"/>
         </w:rPr>
         <w:t xml:space="preserve">، يشير </w:t>
@@ -2392,33 +2978,43 @@
       <w:r>
         <w:rPr>
           <w:i/>
+          <w:rtl/>
+          <w:cs/>
           <w:lang w:val="ar_AE" w:bidi="ar_AE"/>
         </w:rPr>
         <w:t>الإيمان</w:t>
       </w:r>
       <w:r>
         <w:rPr>
+          <w:rtl/>
+          <w:cs/>
           <w:lang w:val="ar_AE" w:bidi="ar_AE"/>
         </w:rPr>
         <w:t xml:space="preserve"> إلى التعاليم الأساسية التي يعتنقها المسيحيون (المؤمنون). وتشمل هذه التعاليم ما ينبغي أن يؤمن به المسيحيون بشأن الله وكيف يجب أن يعيشوا. ولكن المُعَلِّمون الكذبة يهددون ويقاومون هذه المعتقدات، لذا يجب على المؤمنين التمسك بها.</w:t>
       </w:r>
       <w:r>
         <w:rPr>
-          <w:lang w:val="ar_AE" w:bidi="ar_AE"/>
-        </w:rPr>
-      </w:r>
-      <w:r>
-        <w:rPr>
-          <w:lang w:val="ar_AE" w:bidi="ar_AE"/>
-        </w:rPr>
-      </w:r>
-    </w:p>
-    <w:p>
-      <w:pPr>
-        <w:bidi/>
-      </w:pPr>
-      <w:r>
-        <w:rPr>
+          <w:rtl/>
+          <w:cs/>
+          <w:lang w:val="ar_AE" w:bidi="ar_AE"/>
+        </w:rPr>
+      </w:r>
+      <w:r>
+        <w:rPr>
+          <w:rtl/>
+          <w:cs/>
+          <w:lang w:val="ar_AE" w:bidi="ar_AE"/>
+        </w:rPr>
+      </w:r>
+    </w:p>
+    <w:p>
+      <w:pPr>
+        <w:bidi/>
+      </w:pPr>
+      <w:r>
+        <w:rPr>
+          <w:rtl/>
+          <w:cs/>
           <w:lang w:val="ar_AE" w:bidi="ar_AE"/>
         </w:rPr>
       </w:r>
@@ -2430,55 +3026,71 @@
       </w:pPr>
       <w:r>
         <w:rPr>
+          <w:rtl/>
+          <w:cs/>
           <w:lang w:val="ar_AE" w:bidi="ar_AE"/>
         </w:rPr>
         <w:t>يهوذا 1: 22</w:t>
       </w:r>
       <w:r>
         <w:rPr>
-          <w:lang w:val="ar_AE" w:bidi="ar_AE"/>
-        </w:rPr>
-      </w:r>
-    </w:p>
-    <w:p>
-      <w:pPr>
-        <w:bidi/>
-      </w:pPr>
-      <w:r>
-        <w:rPr>
+          <w:rtl/>
+          <w:cs/>
+          <w:lang w:val="ar_AE" w:bidi="ar_AE"/>
+        </w:rPr>
+      </w:r>
+    </w:p>
+    <w:p>
+      <w:pPr>
+        <w:bidi/>
+      </w:pPr>
+      <w:r>
+        <w:rPr>
+          <w:rtl/>
+          <w:cs/>
           <w:lang w:val="ar_AE" w:bidi="ar_AE"/>
         </w:rPr>
       </w:r>
       <w:r>
         <w:rPr>
           <w:i/>
+          <w:rtl/>
+          <w:cs/>
           <w:lang w:val="ar_AE" w:bidi="ar_AE"/>
         </w:rPr>
         <w:t>أولئك الذين يشكون</w:t>
       </w:r>
       <w:r>
         <w:rPr>
+          <w:rtl/>
+          <w:cs/>
           <w:lang w:val="ar_AE" w:bidi="ar_AE"/>
         </w:rPr>
         <w:t>: بدأ بعض المؤمنين في التشكك في إيمانهم بسبب ما كان يقوله المُعَلِّمون الكذبة.</w:t>
       </w:r>
       <w:r>
         <w:rPr>
-          <w:lang w:val="ar_AE" w:bidi="ar_AE"/>
-        </w:rPr>
-      </w:r>
-      <w:r>
-        <w:rPr>
-          <w:lang w:val="ar_AE" w:bidi="ar_AE"/>
-        </w:rPr>
-      </w:r>
-    </w:p>
-    <w:p>
-      <w:pPr>
-        <w:bidi/>
-      </w:pPr>
-      <w:r>
-        <w:rPr>
+          <w:rtl/>
+          <w:cs/>
+          <w:lang w:val="ar_AE" w:bidi="ar_AE"/>
+        </w:rPr>
+      </w:r>
+      <w:r>
+        <w:rPr>
+          <w:rtl/>
+          <w:cs/>
+          <w:lang w:val="ar_AE" w:bidi="ar_AE"/>
+        </w:rPr>
+      </w:r>
+    </w:p>
+    <w:p>
+      <w:pPr>
+        <w:bidi/>
+      </w:pPr>
+      <w:r>
+        <w:rPr>
+          <w:rtl/>
+          <w:cs/>
           <w:lang w:val="ar_AE" w:bidi="ar_AE"/>
         </w:rPr>
       </w:r>
@@ -2490,27 +3102,35 @@
       </w:pPr>
       <w:r>
         <w:rPr>
+          <w:rtl/>
+          <w:cs/>
           <w:lang w:val="ar_AE" w:bidi="ar_AE"/>
         </w:rPr>
         <w:t>يهوذا 1: 22–23</w:t>
       </w:r>
       <w:r>
         <w:rPr>
-          <w:lang w:val="ar_AE" w:bidi="ar_AE"/>
-        </w:rPr>
-      </w:r>
-    </w:p>
-    <w:p>
-      <w:pPr>
-        <w:bidi/>
-      </w:pPr>
-      <w:r>
-        <w:rPr>
-          <w:lang w:val="ar_AE" w:bidi="ar_AE"/>
-        </w:rPr>
-      </w:r>
-      <w:r>
-        <w:rPr>
+          <w:rtl/>
+          <w:cs/>
+          <w:lang w:val="ar_AE" w:bidi="ar_AE"/>
+        </w:rPr>
+      </w:r>
+    </w:p>
+    <w:p>
+      <w:pPr>
+        <w:bidi/>
+      </w:pPr>
+      <w:r>
+        <w:rPr>
+          <w:rtl/>
+          <w:cs/>
+          <w:lang w:val="ar_AE" w:bidi="ar_AE"/>
+        </w:rPr>
+      </w:r>
+      <w:r>
+        <w:rPr>
+          <w:rtl/>
+          <w:cs/>
           <w:lang w:val="ar_AE" w:bidi="ar_AE"/>
         </w:rPr>
         <w:t>تتبع ترجمة الكتاب المُقَدَّس القياسي البيرياني تقليد بعض المخطوطات والتي تحتوي على ثلاثة وصايا لمجموعات مختلفة:</w:t>
@@ -2529,11 +3149,15 @@
       </w:pPr>
       <w:r>
         <w:rPr>
-          <w:lang w:val="ar_AE" w:bidi="ar_AE"/>
-        </w:rPr>
-      </w:r>
-      <w:r>
-        <w:rPr>
+          <w:rtl/>
+          <w:cs/>
+          <w:lang w:val="ar_AE" w:bidi="ar_AE"/>
+        </w:rPr>
+      </w:r>
+      <w:r>
+        <w:rPr>
+          <w:rtl/>
+          <w:cs/>
           <w:lang w:val="ar_AE" w:bidi="ar_AE"/>
         </w:rPr>
         <w:t>أولئك الذين يشكُّون،</w:t>
@@ -2548,11 +3172,15 @@
       </w:pPr>
       <w:r>
         <w:rPr>
-          <w:lang w:val="ar_AE" w:bidi="ar_AE"/>
-        </w:rPr>
-      </w:r>
-      <w:r>
-        <w:rPr>
+          <w:rtl/>
+          <w:cs/>
+          <w:lang w:val="ar_AE" w:bidi="ar_AE"/>
+        </w:rPr>
+      </w:r>
+      <w:r>
+        <w:rPr>
+          <w:rtl/>
+          <w:cs/>
           <w:lang w:val="ar_AE" w:bidi="ar_AE"/>
         </w:rPr>
         <w:t>أولئك الذين يحتاجون إلى النجاة من الدينونة ("عن طريق الإختطاف مِنَ النَّارِ")، و</w:t>
@@ -2567,11 +3195,15 @@
       </w:pPr>
       <w:r>
         <w:rPr>
-          <w:lang w:val="ar_AE" w:bidi="ar_AE"/>
-        </w:rPr>
-      </w:r>
-      <w:r>
-        <w:rPr>
+          <w:rtl/>
+          <w:cs/>
+          <w:lang w:val="ar_AE" w:bidi="ar_AE"/>
+        </w:rPr>
+      </w:r>
+      <w:r>
+        <w:rPr>
+          <w:rtl/>
+          <w:cs/>
           <w:lang w:val="ar_AE" w:bidi="ar_AE"/>
         </w:rPr>
         <w:t>أولئك الذين يحتاجون إلى الرحمة.</w:t>
@@ -2583,11 +3215,15 @@
       </w:pPr>
       <w:r>
         <w:rPr>
-          <w:lang w:val="ar_AE" w:bidi="ar_AE"/>
-        </w:rPr>
-      </w:r>
-      <w:r>
-        <w:rPr>
+          <w:rtl/>
+          <w:cs/>
+          <w:lang w:val="ar_AE" w:bidi="ar_AE"/>
+        </w:rPr>
+      </w:r>
+      <w:r>
+        <w:rPr>
+          <w:rtl/>
+          <w:cs/>
           <w:lang w:val="ar_AE" w:bidi="ar_AE"/>
         </w:rPr>
         <w:t>وتشير بعض المخطوطات الأخرى إلى مجموعتين فقط:</w:t>
@@ -2606,11 +3242,15 @@
       </w:pPr>
       <w:r>
         <w:rPr>
-          <w:lang w:val="ar_AE" w:bidi="ar_AE"/>
-        </w:rPr>
-      </w:r>
-      <w:r>
-        <w:rPr>
+          <w:rtl/>
+          <w:cs/>
+          <w:lang w:val="ar_AE" w:bidi="ar_AE"/>
+        </w:rPr>
+      </w:r>
+      <w:r>
+        <w:rPr>
+          <w:rtl/>
+          <w:cs/>
           <w:lang w:val="ar_AE" w:bidi="ar_AE"/>
         </w:rPr>
         <w:t>أولئك الذين لديهم إيمان متردد ويحتاجون إلى الخلاص من الدينونة، و</w:t>
@@ -2625,11 +3265,15 @@
       </w:pPr>
       <w:r>
         <w:rPr>
-          <w:lang w:val="ar_AE" w:bidi="ar_AE"/>
-        </w:rPr>
-      </w:r>
-      <w:r>
-        <w:rPr>
+          <w:rtl/>
+          <w:cs/>
+          <w:lang w:val="ar_AE" w:bidi="ar_AE"/>
+        </w:rPr>
+      </w:r>
+      <w:r>
+        <w:rPr>
+          <w:rtl/>
+          <w:cs/>
           <w:lang w:val="ar_AE" w:bidi="ar_AE"/>
         </w:rPr>
         <w:t>أولئك الذين يحتاجون إلى الرحمة.</w:t>
@@ -2641,11 +3285,15 @@
       </w:pPr>
       <w:r>
         <w:rPr>
-          <w:lang w:val="ar_AE" w:bidi="ar_AE"/>
-        </w:rPr>
-      </w:r>
-      <w:r>
-        <w:rPr>
+          <w:rtl/>
+          <w:cs/>
+          <w:lang w:val="ar_AE" w:bidi="ar_AE"/>
+        </w:rPr>
+      </w:r>
+      <w:r>
+        <w:rPr>
+          <w:rtl/>
+          <w:cs/>
           <w:lang w:val="ar_AE" w:bidi="ar_AE"/>
         </w:rPr>
         <w:t>ويستخدم الكتاب المُقَدَّس القياسي البيرياني النمط الثلاثي الموجود في أجزاء أخرى من رسالة يهوذا (</w:t>
@@ -2653,6 +3301,8 @@
       <w:hyperlink r:id="rId55">
         <w:r>
           <w:rPr>
+            <w:rtl/>
+            <w:cs/>
             <w:lang w:val="ar_AE" w:bidi="ar_AE"/>
           </w:rPr>
           <w:rPr>
@@ -2664,6 +3314,8 @@
       </w:hyperlink>
       <w:r>
         <w:rPr>
+          <w:rtl/>
+          <w:cs/>
           <w:lang w:val="ar_AE" w:bidi="ar_AE"/>
         </w:rPr>
         <w:t xml:space="preserve">, </w:t>
@@ -2671,6 +3323,8 @@
       <w:hyperlink r:id="rId56">
         <w:r>
           <w:rPr>
+            <w:rtl/>
+            <w:cs/>
             <w:lang w:val="ar_AE" w:bidi="ar_AE"/>
           </w:rPr>
           <w:rPr>
@@ -2682,27 +3336,35 @@
       </w:hyperlink>
       <w:r>
         <w:rPr>
+          <w:rtl/>
+          <w:cs/>
           <w:lang w:val="ar_AE" w:bidi="ar_AE"/>
         </w:rPr>
         <w:t>).</w:t>
       </w:r>
       <w:r>
         <w:rPr>
-          <w:lang w:val="ar_AE" w:bidi="ar_AE"/>
-        </w:rPr>
-      </w:r>
-      <w:r>
-        <w:rPr>
-          <w:lang w:val="ar_AE" w:bidi="ar_AE"/>
-        </w:rPr>
-      </w:r>
-    </w:p>
-    <w:p>
-      <w:pPr>
-        <w:bidi/>
-      </w:pPr>
-      <w:r>
-        <w:rPr>
+          <w:rtl/>
+          <w:cs/>
+          <w:lang w:val="ar_AE" w:bidi="ar_AE"/>
+        </w:rPr>
+      </w:r>
+      <w:r>
+        <w:rPr>
+          <w:rtl/>
+          <w:cs/>
+          <w:lang w:val="ar_AE" w:bidi="ar_AE"/>
+        </w:rPr>
+      </w:r>
+    </w:p>
+    <w:p>
+      <w:pPr>
+        <w:bidi/>
+      </w:pPr>
+      <w:r>
+        <w:rPr>
+          <w:rtl/>
+          <w:cs/>
           <w:lang w:val="ar_AE" w:bidi="ar_AE"/>
         </w:rPr>
       </w:r>
@@ -2714,12 +3376,16 @@
       </w:pPr>
       <w:r>
         <w:rPr>
+          <w:rtl/>
+          <w:cs/>
           <w:lang w:val="ar_AE" w:bidi="ar_AE"/>
         </w:rPr>
         <w:t>يهوذا 1: 23</w:t>
       </w:r>
       <w:r>
         <w:rPr>
+          <w:rtl/>
+          <w:cs/>
           <w:lang w:val="ar_AE" w:bidi="ar_AE"/>
         </w:rPr>
       </w:r>
@@ -2733,18 +3399,24 @@
       </w:pPr>
       <w:r>
         <w:rPr>
+          <w:rtl/>
+          <w:cs/>
           <w:lang w:val="ar_AE" w:bidi="ar_AE"/>
         </w:rPr>
       </w:r>
       <w:r>
         <w:rPr>
           <w:i/>
+          <w:rtl/>
+          <w:cs/>
           <w:lang w:val="ar_AE" w:bidi="ar_AE"/>
         </w:rPr>
         <w:t>وَخَلِّصُوا الْبَعْضَ</w:t>
       </w:r>
       <w:r>
         <w:rPr>
+          <w:rtl/>
+          <w:cs/>
           <w:lang w:val="ar_AE" w:bidi="ar_AE"/>
         </w:rPr>
         <w:t>: كان بعض المؤمنين متأثرين بشدة بالمُعَلِّمين الكذبة لدرجة أنهم كانوا في خطر وشيك أن يدانوا.</w:t>
@@ -2759,18 +3431,24 @@
       </w:pPr>
       <w:r>
         <w:rPr>
+          <w:rtl/>
+          <w:cs/>
           <w:lang w:val="ar_AE" w:bidi="ar_AE"/>
         </w:rPr>
       </w:r>
       <w:r>
         <w:rPr>
           <w:i/>
+          <w:rtl/>
+          <w:cs/>
           <w:lang w:val="ar_AE" w:bidi="ar_AE"/>
         </w:rPr>
         <w:t>وَارْحَمُوا الْبَعْضَ مُمَيِّزِينَ</w:t>
       </w:r>
       <w:r>
         <w:rPr>
+          <w:rtl/>
+          <w:cs/>
           <w:lang w:val="ar_AE" w:bidi="ar_AE"/>
         </w:rPr>
         <w:t xml:space="preserve">: من المحتمل أن تشمل هذه المجموعة المُعَلِّمين الكذبة أنفسهم أو أولئك الذين اتَّبعوا تعاليمهم. وقد يتضمن إظهار الرحمة الصلاة من أجلهم (انظر </w:t>
@@ -2778,6 +3456,8 @@
       <w:hyperlink r:id="rId57">
         <w:r>
           <w:rPr>
+            <w:rtl/>
+            <w:cs/>
             <w:lang w:val="ar_AE" w:bidi="ar_AE"/>
           </w:rPr>
           <w:rPr>
@@ -2789,6 +3469,8 @@
       </w:hyperlink>
       <w:r>
         <w:rPr>
+          <w:rtl/>
+          <w:cs/>
           <w:lang w:val="ar_AE" w:bidi="ar_AE"/>
         </w:rPr>
         <w:t>).</w:t>
@@ -2803,11 +3485,15 @@
       </w:pPr>
       <w:r>
         <w:rPr>
-          <w:lang w:val="ar_AE" w:bidi="ar_AE"/>
-        </w:rPr>
-      </w:r>
-      <w:r>
-        <w:rPr>
+          <w:rtl/>
+          <w:cs/>
+          <w:lang w:val="ar_AE" w:bidi="ar_AE"/>
+        </w:rPr>
+      </w:r>
+      <w:r>
+        <w:rPr>
+          <w:rtl/>
+          <w:cs/>
           <w:lang w:val="ar_AE" w:bidi="ar_AE"/>
         </w:rPr>
         <w:t xml:space="preserve">يجب على المؤمنين أن يكونوا حذرين للغاية عند إظهار الرحمة للمُعَلِّمين الكذبة وأولئك الذين تبنوا طرقهم الخاطئة، حيث يمكن أن تكون خطاياهم مغرية. انظر </w:t>
@@ -2815,6 +3501,8 @@
       <w:hyperlink r:id="rId58">
         <w:r>
           <w:rPr>
+            <w:rtl/>
+            <w:cs/>
             <w:lang w:val="ar_AE" w:bidi="ar_AE"/>
           </w:rPr>
           <w:rPr>
@@ -2826,6 +3514,8 @@
       </w:hyperlink>
       <w:r>
         <w:rPr>
+          <w:rtl/>
+          <w:cs/>
           <w:lang w:val="ar_AE" w:bidi="ar_AE"/>
         </w:rPr>
         <w:t xml:space="preserve">; </w:t>
@@ -2833,6 +3523,8 @@
       <w:hyperlink r:id="rId59">
         <w:r>
           <w:rPr>
+            <w:rtl/>
+            <w:cs/>
             <w:lang w:val="ar_AE" w:bidi="ar_AE"/>
           </w:rPr>
           <w:rPr>
@@ -2844,27 +3536,35 @@
       </w:hyperlink>
       <w:r>
         <w:rPr>
+          <w:rtl/>
+          <w:cs/>
           <w:lang w:val="ar_AE" w:bidi="ar_AE"/>
         </w:rPr>
         <w:t>.</w:t>
       </w:r>
       <w:r>
         <w:rPr>
-          <w:lang w:val="ar_AE" w:bidi="ar_AE"/>
-        </w:rPr>
-      </w:r>
-      <w:r>
-        <w:rPr>
-          <w:lang w:val="ar_AE" w:bidi="ar_AE"/>
-        </w:rPr>
-      </w:r>
-    </w:p>
-    <w:p>
-      <w:pPr>
-        <w:bidi/>
-      </w:pPr>
-      <w:r>
-        <w:rPr>
+          <w:rtl/>
+          <w:cs/>
+          <w:lang w:val="ar_AE" w:bidi="ar_AE"/>
+        </w:rPr>
+      </w:r>
+      <w:r>
+        <w:rPr>
+          <w:rtl/>
+          <w:cs/>
+          <w:lang w:val="ar_AE" w:bidi="ar_AE"/>
+        </w:rPr>
+      </w:r>
+    </w:p>
+    <w:p>
+      <w:pPr>
+        <w:bidi/>
+      </w:pPr>
+      <w:r>
+        <w:rPr>
+          <w:rtl/>
+          <w:cs/>
           <w:lang w:val="ar_AE" w:bidi="ar_AE"/>
         </w:rPr>
       </w:r>
@@ -2876,38 +3576,50 @@
       </w:pPr>
       <w:r>
         <w:rPr>
+          <w:rtl/>
+          <w:cs/>
           <w:lang w:val="ar_AE" w:bidi="ar_AE"/>
         </w:rPr>
         <w:t>يهوذا 1: 24–25</w:t>
       </w:r>
       <w:r>
         <w:rPr>
-          <w:lang w:val="ar_AE" w:bidi="ar_AE"/>
-        </w:rPr>
-      </w:r>
-    </w:p>
-    <w:p>
-      <w:pPr>
-        <w:bidi/>
-      </w:pPr>
-      <w:r>
-        <w:rPr>
-          <w:lang w:val="ar_AE" w:bidi="ar_AE"/>
-        </w:rPr>
-      </w:r>
-      <w:r>
-        <w:rPr>
+          <w:rtl/>
+          <w:cs/>
+          <w:lang w:val="ar_AE" w:bidi="ar_AE"/>
+        </w:rPr>
+      </w:r>
+    </w:p>
+    <w:p>
+      <w:pPr>
+        <w:bidi/>
+      </w:pPr>
+      <w:r>
+        <w:rPr>
+          <w:rtl/>
+          <w:cs/>
+          <w:lang w:val="ar_AE" w:bidi="ar_AE"/>
+        </w:rPr>
+      </w:r>
+      <w:r>
+        <w:rPr>
+          <w:rtl/>
+          <w:cs/>
           <w:lang w:val="ar_AE" w:bidi="ar_AE"/>
         </w:rPr>
         <w:t>يختتم يهوذا رسالته بتسبيح قوي لله، وغالبًا ما يُقتبس خلال أوقات العبادة. وكلماته مثالية لأولئك الذين تلقوا رسالته، حيث كانوا بحاجة إلى فهم متجدد لله. وكان المؤمنون بحاجة إلى تذكر أن الله قدير بما يكفي لمساعدتهم على البقاء مُخْلِصين له. كما كانوا بحاجة إلى الثقة بأن الله قادر على حمايتهم من التأثر بهذه التعاليم الزائفة. لله الْمَجْدُ وَالْعَظَمَةُ وَالْقُدْرَةُ وَالسُّلْطَانُ ليجلبهم بأمان إلى محضره المجيد إلى الأبد.</w:t>
       </w:r>
       <w:r>
         <w:rPr>
-          <w:lang w:val="ar_AE" w:bidi="ar_AE"/>
-        </w:rPr>
-      </w:r>
-      <w:r>
-        <w:rPr>
+          <w:rtl/>
+          <w:cs/>
+          <w:lang w:val="ar_AE" w:bidi="ar_AE"/>
+        </w:rPr>
+      </w:r>
+      <w:r>
+        <w:rPr>
+          <w:rtl/>
+          <w:cs/>
           <w:lang w:val="ar_AE" w:bidi="ar_AE"/>
         </w:rPr>
       </w:r>

--- a/arb/docx/65.content.docx
+++ b/arb/docx/65.content.docx
@@ -394,20 +394,14 @@
         </w:rPr>
         <w:t xml:space="preserve"> الله (انظر </w:t>
       </w:r>
-      <w:hyperlink r:id="rId13">
-        <w:r>
-          <w:rPr>
-            <w:rtl/>
-            <w:cs/>
-            <w:lang w:val="ar_AE" w:bidi="ar_AE"/>
-          </w:rPr>
-          <w:rPr>
-            <w:color w:val="0000EE"/>
-            <w:u w:val="single"/>
-          </w:rPr>
-          <w:t>يشوع 14:7</w:t>
-        </w:r>
-      </w:hyperlink>
+      <w:r>
+        <w:rPr>
+          <w:rtl/>
+          <w:cs/>
+          <w:lang w:val="ar_AE" w:bidi="ar_AE"/>
+        </w:rPr>
+        <w:t>يشوع 14:7</w:t>
+      </w:r>
       <w:r>
         <w:rPr>
           <w:rtl/>
@@ -416,20 +410,14 @@
         </w:rPr>
         <w:t xml:space="preserve">; </w:t>
       </w:r>
-      <w:hyperlink r:id="rId14">
-        <w:r>
-          <w:rPr>
-            <w:rtl/>
-            <w:cs/>
-            <w:lang w:val="ar_AE" w:bidi="ar_AE"/>
-          </w:rPr>
-          <w:rPr>
-            <w:color w:val="0000EE"/>
-            <w:u w:val="single"/>
-          </w:rPr>
-          <w:t>2 ملوك 18:12</w:t>
-        </w:r>
-      </w:hyperlink>
+      <w:r>
+        <w:rPr>
+          <w:rtl/>
+          <w:cs/>
+          <w:lang w:val="ar_AE" w:bidi="ar_AE"/>
+        </w:rPr>
+        <w:t>2 ملوك 18:12</w:t>
+      </w:r>
       <w:r>
         <w:rPr>
           <w:rtl/>
@@ -438,20 +426,14 @@
         </w:rPr>
         <w:t xml:space="preserve">; </w:t>
       </w:r>
-      <w:hyperlink r:id="rId15">
-        <w:r>
-          <w:rPr>
-            <w:rtl/>
-            <w:cs/>
-            <w:lang w:val="ar_AE" w:bidi="ar_AE"/>
-          </w:rPr>
-          <w:rPr>
-            <w:color w:val="0000EE"/>
-            <w:u w:val="single"/>
-          </w:rPr>
-          <w:t>حزقيال 34:23</w:t>
-        </w:r>
-      </w:hyperlink>
+      <w:r>
+        <w:rPr>
+          <w:rtl/>
+          <w:cs/>
+          <w:lang w:val="ar_AE" w:bidi="ar_AE"/>
+        </w:rPr>
+        <w:t>حزقيال 34:23</w:t>
+      </w:r>
       <w:r>
         <w:rPr>
           <w:rtl/>
@@ -594,20 +576,14 @@
         </w:rPr>
         <w:t xml:space="preserve">: هذه العبارة تؤكد على نقطة جوهرية (انظر أيضًا </w:t>
       </w:r>
-      <w:hyperlink r:id="rId16">
-        <w:r>
-          <w:rPr>
-            <w:rtl/>
-            <w:cs/>
-            <w:lang w:val="ar_AE" w:bidi="ar_AE"/>
-          </w:rPr>
-          <w:rPr>
-            <w:color w:val="0000EE"/>
-            <w:u w:val="single"/>
-          </w:rPr>
-          <w:t>1:21</w:t>
-        </w:r>
-      </w:hyperlink>
+      <w:r>
+        <w:rPr>
+          <w:rtl/>
+          <w:cs/>
+          <w:lang w:val="ar_AE" w:bidi="ar_AE"/>
+        </w:rPr>
+        <w:t>1:21</w:t>
+      </w:r>
       <w:r>
         <w:rPr>
           <w:rtl/>
@@ -616,20 +592,14 @@
         </w:rPr>
         <w:t xml:space="preserve">, </w:t>
       </w:r>
-      <w:hyperlink r:id="rId17">
-        <w:r>
-          <w:rPr>
-            <w:rtl/>
-            <w:cs/>
-            <w:lang w:val="ar_AE" w:bidi="ar_AE"/>
-          </w:rPr>
-          <w:rPr>
-            <w:color w:val="0000EE"/>
-            <w:u w:val="single"/>
-          </w:rPr>
-          <w:t>24</w:t>
-        </w:r>
-      </w:hyperlink>
+      <w:r>
+        <w:rPr>
+          <w:rtl/>
+          <w:cs/>
+          <w:lang w:val="ar_AE" w:bidi="ar_AE"/>
+        </w:rPr>
+        <w:t>24</w:t>
+      </w:r>
       <w:r>
         <w:rPr>
           <w:rtl/>
@@ -772,20 +742,14 @@
         </w:rPr>
         <w:t xml:space="preserve">بدلًا من الشكر المعتاد الذي يُذكر عادة في هذه النقطة في رسائل العهد الجديد، يوضح يهوذا هدفه الرئيسي (انظر </w:t>
       </w:r>
-      <w:hyperlink r:id="rId18">
-        <w:r>
-          <w:rPr>
-            <w:rtl/>
-            <w:cs/>
-            <w:lang w:val="ar_AE" w:bidi="ar_AE"/>
-          </w:rPr>
-          <w:rPr>
-            <w:color w:val="0000EE"/>
-            <w:u w:val="single"/>
-          </w:rPr>
-          <w:t>رومية 1:8–14</w:t>
-        </w:r>
-      </w:hyperlink>
+      <w:r>
+        <w:rPr>
+          <w:rtl/>
+          <w:cs/>
+          <w:lang w:val="ar_AE" w:bidi="ar_AE"/>
+        </w:rPr>
+        <w:t>رومية 1:8–14</w:t>
+      </w:r>
       <w:r>
         <w:rPr>
           <w:rtl/>
@@ -794,20 +758,14 @@
         </w:rPr>
         <w:t xml:space="preserve">؛ </w:t>
       </w:r>
-      <w:hyperlink r:id="rId19">
-        <w:r>
-          <w:rPr>
-            <w:rtl/>
-            <w:cs/>
-            <w:lang w:val="ar_AE" w:bidi="ar_AE"/>
-          </w:rPr>
-          <w:rPr>
-            <w:color w:val="0000EE"/>
-            <w:u w:val="single"/>
-          </w:rPr>
-          <w:t>1 كورنثوس 1:4–9</w:t>
-        </w:r>
-      </w:hyperlink>
+      <w:r>
+        <w:rPr>
+          <w:rtl/>
+          <w:cs/>
+          <w:lang w:val="ar_AE" w:bidi="ar_AE"/>
+        </w:rPr>
+        <w:t>1 كورنثوس 1:4–9</w:t>
+      </w:r>
       <w:r>
         <w:rPr>
           <w:rtl/>
@@ -816,20 +774,14 @@
         </w:rPr>
         <w:t xml:space="preserve">). فقد كانت التعاليم الكاذبة تشكل تهديدًا خطيرًا لإيمان الأشخاص الذين كان يكتب إليهم (انظر </w:t>
       </w:r>
-      <w:hyperlink r:id="rId20">
-        <w:r>
-          <w:rPr>
-            <w:rtl/>
-            <w:cs/>
-            <w:lang w:val="ar_AE" w:bidi="ar_AE"/>
-          </w:rPr>
-          <w:rPr>
-            <w:color w:val="0000EE"/>
-            <w:u w:val="single"/>
-          </w:rPr>
-          <w:t>يهوذا 1:22–23</w:t>
-        </w:r>
-      </w:hyperlink>
+      <w:r>
+        <w:rPr>
+          <w:rtl/>
+          <w:cs/>
+          <w:lang w:val="ar_AE" w:bidi="ar_AE"/>
+        </w:rPr>
+        <w:t>يهوذا 1:22–23</w:t>
+      </w:r>
       <w:r>
         <w:rPr>
           <w:rtl/>
@@ -905,20 +857,14 @@
         </w:rPr>
         <w:t xml:space="preserve">نعمة الله العظيمة قد تُغري البعض لإساءة استخدامها بالقول إنها تتيح لنا القيام بالأمور الخاطئة (انظر </w:t>
       </w:r>
-      <w:hyperlink r:id="rId21">
-        <w:r>
-          <w:rPr>
-            <w:rtl/>
-            <w:cs/>
-            <w:lang w:val="ar_AE" w:bidi="ar_AE"/>
-          </w:rPr>
-          <w:rPr>
-            <w:color w:val="0000EE"/>
-            <w:u w:val="single"/>
-          </w:rPr>
-          <w:t>رومية 6</w:t>
-        </w:r>
-      </w:hyperlink>
+      <w:r>
+        <w:rPr>
+          <w:rtl/>
+          <w:cs/>
+          <w:lang w:val="ar_AE" w:bidi="ar_AE"/>
+        </w:rPr>
+        <w:t>رومية 6</w:t>
+      </w:r>
       <w:r>
         <w:rPr>
           <w:rtl/>
@@ -997,20 +943,14 @@
         </w:rPr>
         <w:t xml:space="preserve">كان يسوع موجودًا قبل ولادته وأنقذ شعب إسرائيل من مصر. وفيما بعد، عاقب الذين لم يؤمنوا (انظر </w:t>
       </w:r>
-      <w:hyperlink r:id="rId22">
-        <w:r>
-          <w:rPr>
-            <w:rtl/>
-            <w:cs/>
-            <w:lang w:val="ar_AE" w:bidi="ar_AE"/>
-          </w:rPr>
-          <w:rPr>
-            <w:color w:val="0000EE"/>
-            <w:u w:val="single"/>
-          </w:rPr>
-          <w:t>1 كورنثوس 10:4</w:t>
-        </w:r>
-      </w:hyperlink>
+      <w:r>
+        <w:rPr>
+          <w:rtl/>
+          <w:cs/>
+          <w:lang w:val="ar_AE" w:bidi="ar_AE"/>
+        </w:rPr>
+        <w:t>1 كورنثوس 10:4</w:t>
+      </w:r>
       <w:r>
         <w:rPr>
           <w:rtl/>
@@ -1051,20 +991,14 @@
         </w:rPr>
         <w:t xml:space="preserve"> لم يثق معظم الناس في أن الله سيحميهم. ولأنهم لم يؤمنوا، جعل الله ذلك الجيل (باستثناء يشوع وكالب) يتوه في البرية حتى ماتوا (انظر </w:t>
       </w:r>
-      <w:hyperlink r:id="rId23">
-        <w:r>
-          <w:rPr>
-            <w:rtl/>
-            <w:cs/>
-            <w:lang w:val="ar_AE" w:bidi="ar_AE"/>
-          </w:rPr>
-          <w:rPr>
-            <w:color w:val="0000EE"/>
-            <w:u w:val="single"/>
-          </w:rPr>
-          <w:t>العدد 14</w:t>
-        </w:r>
-      </w:hyperlink>
+      <w:r>
+        <w:rPr>
+          <w:rtl/>
+          <w:cs/>
+          <w:lang w:val="ar_AE" w:bidi="ar_AE"/>
+        </w:rPr>
+        <w:t>العدد 14</w:t>
+      </w:r>
       <w:r>
         <w:rPr>
           <w:rtl/>
@@ -1140,20 +1074,14 @@
         </w:rPr>
         <w:t xml:space="preserve">هذا الجزء يوضح "قَدْ كُتِبُوا مُنْذُ الْقَدِيمِ لِهذِهِ الدَّيْنُونَةِ" في </w:t>
       </w:r>
-      <w:hyperlink r:id="rId24">
-        <w:r>
-          <w:rPr>
-            <w:rtl/>
-            <w:cs/>
-            <w:lang w:val="ar_AE" w:bidi="ar_AE"/>
-          </w:rPr>
-          <w:rPr>
-            <w:color w:val="0000EE"/>
-            <w:u w:val="single"/>
-          </w:rPr>
-          <w:t>1:4</w:t>
-        </w:r>
-      </w:hyperlink>
+      <w:r>
+        <w:rPr>
+          <w:rtl/>
+          <w:cs/>
+          <w:lang w:val="ar_AE" w:bidi="ar_AE"/>
+        </w:rPr>
+        <w:t>1:4</w:t>
+      </w:r>
       <w:r>
         <w:rPr>
           <w:rtl/>
@@ -1261,20 +1189,14 @@
         </w:rPr>
         <w:t xml:space="preserve">). وربما كان يهوذا يشير إلى </w:t>
       </w:r>
-      <w:hyperlink r:id="rId25">
-        <w:r>
-          <w:rPr>
-            <w:rtl/>
-            <w:cs/>
-            <w:lang w:val="ar_AE" w:bidi="ar_AE"/>
-          </w:rPr>
-          <w:rPr>
-            <w:color w:val="0000EE"/>
-            <w:u w:val="single"/>
-          </w:rPr>
-          <w:t>تكوين 6:1–4</w:t>
-        </w:r>
-      </w:hyperlink>
+      <w:r>
+        <w:rPr>
+          <w:rtl/>
+          <w:cs/>
+          <w:lang w:val="ar_AE" w:bidi="ar_AE"/>
+        </w:rPr>
+        <w:t>تكوين 6:1–4</w:t>
+      </w:r>
       <w:r>
         <w:rPr>
           <w:rtl/>
@@ -1283,20 +1205,14 @@
         </w:rPr>
         <w:t xml:space="preserve">. وقد فهم التقليد اليهودي "أبناء الله" في </w:t>
       </w:r>
-      <w:hyperlink r:id="rId26">
-        <w:r>
-          <w:rPr>
-            <w:rtl/>
-            <w:cs/>
-            <w:lang w:val="ar_AE" w:bidi="ar_AE"/>
-          </w:rPr>
-          <w:rPr>
-            <w:color w:val="0000EE"/>
-            <w:u w:val="single"/>
-          </w:rPr>
-          <w:t>تكوين 6</w:t>
-        </w:r>
-      </w:hyperlink>
+      <w:r>
+        <w:rPr>
+          <w:rtl/>
+          <w:cs/>
+          <w:lang w:val="ar_AE" w:bidi="ar_AE"/>
+        </w:rPr>
+        <w:t>تكوين 6</w:t>
+      </w:r>
       <w:r>
         <w:rPr>
           <w:rtl/>
@@ -1354,20 +1270,14 @@
         </w:rPr>
         <w:t xml:space="preserve">). يقتبس يهوذا لاحقًا (في </w:t>
       </w:r>
-      <w:hyperlink r:id="rId27">
-        <w:r>
-          <w:rPr>
-            <w:rtl/>
-            <w:cs/>
-            <w:lang w:val="ar_AE" w:bidi="ar_AE"/>
-          </w:rPr>
-          <w:rPr>
-            <w:color w:val="0000EE"/>
-            <w:u w:val="single"/>
-          </w:rPr>
-          <w:t>الآيات 14–15</w:t>
-        </w:r>
-      </w:hyperlink>
+      <w:r>
+        <w:rPr>
+          <w:rtl/>
+          <w:cs/>
+          <w:lang w:val="ar_AE" w:bidi="ar_AE"/>
+        </w:rPr>
+        <w:t>الآيات 14–15</w:t>
+      </w:r>
       <w:r>
         <w:rPr>
           <w:rtl/>
@@ -1463,20 +1373,14 @@
         </w:rPr>
         <w:t xml:space="preserve">أصبح حكم الله على سدوم وعمورة معروفًا (انظر </w:t>
       </w:r>
-      <w:hyperlink r:id="rId28">
-        <w:r>
-          <w:rPr>
-            <w:rtl/>
-            <w:cs/>
-            <w:lang w:val="ar_AE" w:bidi="ar_AE"/>
-          </w:rPr>
-          <w:rPr>
-            <w:color w:val="0000EE"/>
-            <w:u w:val="single"/>
-          </w:rPr>
-          <w:t>تكوين 18:17–19:26</w:t>
-        </w:r>
-      </w:hyperlink>
+      <w:r>
+        <w:rPr>
+          <w:rtl/>
+          <w:cs/>
+          <w:lang w:val="ar_AE" w:bidi="ar_AE"/>
+        </w:rPr>
+        <w:t>تكوين 18:17–19:26</w:t>
+      </w:r>
       <w:r>
         <w:rPr>
           <w:rtl/>
@@ -1485,20 +1389,14 @@
         </w:rPr>
         <w:t xml:space="preserve">؛ </w:t>
       </w:r>
-      <w:hyperlink r:id="rId29">
-        <w:r>
-          <w:rPr>
-            <w:rtl/>
-            <w:cs/>
-            <w:lang w:val="ar_AE" w:bidi="ar_AE"/>
-          </w:rPr>
-          <w:rPr>
-            <w:color w:val="0000EE"/>
-            <w:u w:val="single"/>
-          </w:rPr>
-          <w:t>لوقا 17:26–29</w:t>
-        </w:r>
-      </w:hyperlink>
+      <w:r>
+        <w:rPr>
+          <w:rtl/>
+          <w:cs/>
+          <w:lang w:val="ar_AE" w:bidi="ar_AE"/>
+        </w:rPr>
+        <w:t>لوقا 17:26–29</w:t>
+      </w:r>
       <w:r>
         <w:rPr>
           <w:rtl/>
@@ -1539,20 +1437,14 @@
         </w:rPr>
         <w:t xml:space="preserve">: </w:t>
       </w:r>
-      <w:hyperlink r:id="rId30">
-        <w:r>
-          <w:rPr>
-            <w:rtl/>
-            <w:cs/>
-            <w:lang w:val="ar_AE" w:bidi="ar_AE"/>
-          </w:rPr>
-          <w:rPr>
-            <w:color w:val="0000EE"/>
-            <w:u w:val="single"/>
-          </w:rPr>
-          <w:t>تثنية 29:23</w:t>
-        </w:r>
-      </w:hyperlink>
+      <w:r>
+        <w:rPr>
+          <w:rtl/>
+          <w:cs/>
+          <w:lang w:val="ar_AE" w:bidi="ar_AE"/>
+        </w:rPr>
+        <w:t>تثنية 29:23</w:t>
+      </w:r>
       <w:r>
         <w:rPr>
           <w:rtl/>
@@ -1593,20 +1485,14 @@
         </w:rPr>
         <w:t>: قد يشير هذا إلى العلاقات الجنسية بين الأفراد من نفس الجنس (</w:t>
       </w:r>
-      <w:hyperlink r:id="rId31">
-        <w:r>
-          <w:rPr>
-            <w:rtl/>
-            <w:cs/>
-            <w:lang w:val="ar_AE" w:bidi="ar_AE"/>
-          </w:rPr>
-          <w:rPr>
-            <w:color w:val="0000EE"/>
-            <w:u w:val="single"/>
-          </w:rPr>
-          <w:t>تكوين 19:5–10</w:t>
-        </w:r>
-      </w:hyperlink>
+      <w:r>
+        <w:rPr>
+          <w:rtl/>
+          <w:cs/>
+          <w:lang w:val="ar_AE" w:bidi="ar_AE"/>
+        </w:rPr>
+        <w:t>تكوين 19:5–10</w:t>
+      </w:r>
       <w:r>
         <w:rPr>
           <w:rtl/>
@@ -1691,20 +1577,14 @@
         </w:rPr>
         <w:t xml:space="preserve">: قد يشير هذا إلى الملائكة الشريرة. في العهد القديم واليهودية، أدّى الملائكة دورًا مهمًا في الدينونة. وربما كان المُعَلِّمون الكذبة يقللون من أهمية الدينونة الآتية (انظر </w:t>
       </w:r>
-      <w:hyperlink r:id="rId32">
-        <w:r>
-          <w:rPr>
-            <w:rtl/>
-            <w:cs/>
-            <w:lang w:val="ar_AE" w:bidi="ar_AE"/>
-          </w:rPr>
-          <w:rPr>
-            <w:color w:val="0000EE"/>
-            <w:u w:val="single"/>
-          </w:rPr>
-          <w:t>1:18</w:t>
-        </w:r>
-      </w:hyperlink>
+      <w:r>
+        <w:rPr>
+          <w:rtl/>
+          <w:cs/>
+          <w:lang w:val="ar_AE" w:bidi="ar_AE"/>
+        </w:rPr>
+        <w:t>1:18</w:t>
+      </w:r>
       <w:r>
         <w:rPr>
           <w:rtl/>
@@ -1713,20 +1593,14 @@
         </w:rPr>
         <w:t xml:space="preserve">; </w:t>
       </w:r>
-      <w:hyperlink r:id="rId33">
-        <w:r>
-          <w:rPr>
-            <w:rtl/>
-            <w:cs/>
-            <w:lang w:val="ar_AE" w:bidi="ar_AE"/>
-          </w:rPr>
-          <w:rPr>
-            <w:color w:val="0000EE"/>
-            <w:u w:val="single"/>
-          </w:rPr>
-          <w:t>2 بطرس 3:3–4</w:t>
-        </w:r>
-      </w:hyperlink>
+      <w:r>
+        <w:rPr>
+          <w:rtl/>
+          <w:cs/>
+          <w:lang w:val="ar_AE" w:bidi="ar_AE"/>
+        </w:rPr>
+        <w:t>2 بطرس 3:3–4</w:t>
+      </w:r>
       <w:r>
         <w:rPr>
           <w:rtl/>
@@ -1735,20 +1609,14 @@
         </w:rPr>
         <w:t xml:space="preserve">) أو ينكرون الأصل المجيد لهؤلاء الملائكة الذين تمردوا ضد الله (قارن </w:t>
       </w:r>
-      <w:hyperlink r:id="rId34">
-        <w:r>
-          <w:rPr>
-            <w:rtl/>
-            <w:cs/>
-            <w:lang w:val="ar_AE" w:bidi="ar_AE"/>
-          </w:rPr>
-          <w:rPr>
-            <w:color w:val="0000EE"/>
-            <w:u w:val="single"/>
-          </w:rPr>
-          <w:t>2 بطرس 2:10</w:t>
-        </w:r>
-      </w:hyperlink>
+      <w:r>
+        <w:rPr>
+          <w:rtl/>
+          <w:cs/>
+          <w:lang w:val="ar_AE" w:bidi="ar_AE"/>
+        </w:rPr>
+        <w:t>2 بطرس 2:10</w:t>
+      </w:r>
       <w:r>
         <w:rPr>
           <w:rtl/>
@@ -1824,20 +1692,14 @@
         </w:rPr>
         <w:t xml:space="preserve">إن ميخائيل يُعدّ واحدًا من أقوى الملائكة. وفي التقليد اليهودي، يُعد "رئيس الملائكة" أعلى رتبة بين الملائكة (انظر أيضًا </w:t>
       </w:r>
-      <w:hyperlink r:id="rId35">
-        <w:r>
-          <w:rPr>
-            <w:rtl/>
-            <w:cs/>
-            <w:lang w:val="ar_AE" w:bidi="ar_AE"/>
-          </w:rPr>
-          <w:rPr>
-            <w:color w:val="0000EE"/>
-            <w:u w:val="single"/>
-          </w:rPr>
-          <w:t>تسالونيكي الأولى 4:16</w:t>
-        </w:r>
-      </w:hyperlink>
+      <w:r>
+        <w:rPr>
+          <w:rtl/>
+          <w:cs/>
+          <w:lang w:val="ar_AE" w:bidi="ar_AE"/>
+        </w:rPr>
+        <w:t>تسالونيكي الأولى 4:16</w:t>
+      </w:r>
       <w:r>
         <w:rPr>
           <w:rtl/>
@@ -1846,20 +1708,14 @@
         </w:rPr>
         <w:t>). ويُذكر ميخائيل عدة مرات في الكتاب المُقَدَّس (</w:t>
       </w:r>
-      <w:hyperlink r:id="rId36">
-        <w:r>
-          <w:rPr>
-            <w:rtl/>
-            <w:cs/>
-            <w:lang w:val="ar_AE" w:bidi="ar_AE"/>
-          </w:rPr>
-          <w:rPr>
-            <w:color w:val="0000EE"/>
-            <w:u w:val="single"/>
-          </w:rPr>
-          <w:t>دانيآل 10:13</w:t>
-        </w:r>
-      </w:hyperlink>
+      <w:r>
+        <w:rPr>
+          <w:rtl/>
+          <w:cs/>
+          <w:lang w:val="ar_AE" w:bidi="ar_AE"/>
+        </w:rPr>
+        <w:t>دانيآل 10:13</w:t>
+      </w:r>
       <w:r>
         <w:rPr>
           <w:rtl/>
@@ -1868,20 +1724,14 @@
         </w:rPr>
         <w:t xml:space="preserve">, </w:t>
       </w:r>
-      <w:hyperlink r:id="rId37">
-        <w:r>
-          <w:rPr>
-            <w:rtl/>
-            <w:cs/>
-            <w:lang w:val="ar_AE" w:bidi="ar_AE"/>
-          </w:rPr>
-          <w:rPr>
-            <w:color w:val="0000EE"/>
-            <w:u w:val="single"/>
-          </w:rPr>
-          <w:t>21</w:t>
-        </w:r>
-      </w:hyperlink>
+      <w:r>
+        <w:rPr>
+          <w:rtl/>
+          <w:cs/>
+          <w:lang w:val="ar_AE" w:bidi="ar_AE"/>
+        </w:rPr>
+        <w:t>21</w:t>
+      </w:r>
       <w:r>
         <w:rPr>
           <w:rtl/>
@@ -1890,20 +1740,14 @@
         </w:rPr>
         <w:t xml:space="preserve">; </w:t>
       </w:r>
-      <w:hyperlink r:id="rId38">
-        <w:r>
-          <w:rPr>
-            <w:rtl/>
-            <w:cs/>
-            <w:lang w:val="ar_AE" w:bidi="ar_AE"/>
-          </w:rPr>
-          <w:rPr>
-            <w:color w:val="0000EE"/>
-            <w:u w:val="single"/>
-          </w:rPr>
-          <w:t>12:1</w:t>
-        </w:r>
-      </w:hyperlink>
+      <w:r>
+        <w:rPr>
+          <w:rtl/>
+          <w:cs/>
+          <w:lang w:val="ar_AE" w:bidi="ar_AE"/>
+        </w:rPr>
+        <w:t>12:1</w:t>
+      </w:r>
       <w:r>
         <w:rPr>
           <w:rtl/>
@@ -1912,20 +1756,14 @@
         </w:rPr>
         <w:t xml:space="preserve">; </w:t>
       </w:r>
-      <w:hyperlink r:id="rId39">
-        <w:r>
-          <w:rPr>
-            <w:rtl/>
-            <w:cs/>
-            <w:lang w:val="ar_AE" w:bidi="ar_AE"/>
-          </w:rPr>
-          <w:rPr>
-            <w:color w:val="0000EE"/>
-            <w:u w:val="single"/>
-          </w:rPr>
-          <w:t>رؤيا 12:7</w:t>
-        </w:r>
-      </w:hyperlink>
+      <w:r>
+        <w:rPr>
+          <w:rtl/>
+          <w:cs/>
+          <w:lang w:val="ar_AE" w:bidi="ar_AE"/>
+        </w:rPr>
+        <w:t>رؤيا 12:7</w:t>
+      </w:r>
       <w:r>
         <w:rPr>
           <w:rtl/>
@@ -2030,20 +1868,14 @@
         </w:rPr>
         <w:t xml:space="preserve">: انظر </w:t>
       </w:r>
-      <w:hyperlink r:id="rId40">
-        <w:r>
-          <w:rPr>
-            <w:rtl/>
-            <w:cs/>
-            <w:lang w:val="ar_AE" w:bidi="ar_AE"/>
-          </w:rPr>
-          <w:rPr>
-            <w:color w:val="0000EE"/>
-            <w:u w:val="single"/>
-          </w:rPr>
-          <w:t>تكوين 4:1–16</w:t>
-        </w:r>
-      </w:hyperlink>
+      <w:r>
+        <w:rPr>
+          <w:rtl/>
+          <w:cs/>
+          <w:lang w:val="ar_AE" w:bidi="ar_AE"/>
+        </w:rPr>
+        <w:t>تكوين 4:1–16</w:t>
+      </w:r>
       <w:r>
         <w:rPr>
           <w:rtl/>
@@ -2132,20 +1964,14 @@
         </w:rPr>
         <w:t xml:space="preserve">: ارجع إلى </w:t>
       </w:r>
-      <w:hyperlink r:id="rId41">
-        <w:r>
-          <w:rPr>
-            <w:rtl/>
-            <w:cs/>
-            <w:lang w:val="ar_AE" w:bidi="ar_AE"/>
-          </w:rPr>
-          <w:rPr>
-            <w:color w:val="0000EE"/>
-            <w:u w:val="single"/>
-          </w:rPr>
-          <w:t>سفر العدد 16:1–35</w:t>
-        </w:r>
-      </w:hyperlink>
+      <w:r>
+        <w:rPr>
+          <w:rtl/>
+          <w:cs/>
+          <w:lang w:val="ar_AE" w:bidi="ar_AE"/>
+        </w:rPr>
+        <w:t>سفر العدد 16:1–35</w:t>
+      </w:r>
       <w:r>
         <w:rPr>
           <w:rtl/>
@@ -2355,20 +2181,14 @@
         </w:rPr>
         <w:t xml:space="preserve">كان أخنوخ من أوائل نسل آدم (انظر </w:t>
       </w:r>
-      <w:hyperlink r:id="rId42">
-        <w:r>
-          <w:rPr>
-            <w:rtl/>
-            <w:cs/>
-            <w:lang w:val="ar_AE" w:bidi="ar_AE"/>
-          </w:rPr>
-          <w:rPr>
-            <w:color w:val="0000EE"/>
-            <w:u w:val="single"/>
-          </w:rPr>
-          <w:t>تكوين 5:18–24</w:t>
-        </w:r>
-      </w:hyperlink>
+      <w:r>
+        <w:rPr>
+          <w:rtl/>
+          <w:cs/>
+          <w:lang w:val="ar_AE" w:bidi="ar_AE"/>
+        </w:rPr>
+        <w:t>تكوين 5:18–24</w:t>
+      </w:r>
       <w:r>
         <w:rPr>
           <w:rtl/>
@@ -2377,20 +2197,14 @@
         </w:rPr>
         <w:t xml:space="preserve">؛ </w:t>
       </w:r>
-      <w:hyperlink r:id="rId43">
-        <w:r>
-          <w:rPr>
-            <w:rtl/>
-            <w:cs/>
-            <w:lang w:val="ar_AE" w:bidi="ar_AE"/>
-          </w:rPr>
-          <w:rPr>
-            <w:color w:val="0000EE"/>
-            <w:u w:val="single"/>
-          </w:rPr>
-          <w:t>أخبار الأيام الأول 1:3</w:t>
-        </w:r>
-      </w:hyperlink>
+      <w:r>
+        <w:rPr>
+          <w:rtl/>
+          <w:cs/>
+          <w:lang w:val="ar_AE" w:bidi="ar_AE"/>
+        </w:rPr>
+        <w:t>أخبار الأيام الأول 1:3</w:t>
+      </w:r>
       <w:r>
         <w:rPr>
           <w:rtl/>
@@ -2399,20 +2213,14 @@
         </w:rPr>
         <w:t xml:space="preserve">). ويشير </w:t>
       </w:r>
-      <w:hyperlink r:id="rId44">
-        <w:r>
-          <w:rPr>
-            <w:rtl/>
-            <w:cs/>
-            <w:lang w:val="ar_AE" w:bidi="ar_AE"/>
-          </w:rPr>
-          <w:rPr>
-            <w:color w:val="0000EE"/>
-            <w:u w:val="single"/>
-          </w:rPr>
-          <w:t>تكوين 5:24</w:t>
-        </w:r>
-      </w:hyperlink>
+      <w:r>
+        <w:rPr>
+          <w:rtl/>
+          <w:cs/>
+          <w:lang w:val="ar_AE" w:bidi="ar_AE"/>
+        </w:rPr>
+        <w:t>تكوين 5:24</w:t>
+      </w:r>
       <w:r>
         <w:rPr>
           <w:rtl/>
@@ -2421,20 +2229,14 @@
         </w:rPr>
         <w:t xml:space="preserve"> إلى أن أخنوخ لم يمت بل أُخذ مباشرة إلى السماء (قارن </w:t>
       </w:r>
-      <w:hyperlink r:id="rId45">
-        <w:r>
-          <w:rPr>
-            <w:rtl/>
-            <w:cs/>
-            <w:lang w:val="ar_AE" w:bidi="ar_AE"/>
-          </w:rPr>
-          <w:rPr>
-            <w:color w:val="0000EE"/>
-            <w:u w:val="single"/>
-          </w:rPr>
-          <w:t>الملوك الثاني 2:1–13</w:t>
-        </w:r>
-      </w:hyperlink>
+      <w:r>
+        <w:rPr>
+          <w:rtl/>
+          <w:cs/>
+          <w:lang w:val="ar_AE" w:bidi="ar_AE"/>
+        </w:rPr>
+        <w:t>الملوك الثاني 2:1–13</w:t>
+      </w:r>
       <w:r>
         <w:rPr>
           <w:rtl/>
@@ -2443,20 +2245,14 @@
         </w:rPr>
         <w:t xml:space="preserve">؛ انظر </w:t>
       </w:r>
-      <w:hyperlink r:id="rId46">
-        <w:r>
-          <w:rPr>
-            <w:rtl/>
-            <w:cs/>
-            <w:lang w:val="ar_AE" w:bidi="ar_AE"/>
-          </w:rPr>
-          <w:rPr>
-            <w:color w:val="0000EE"/>
-            <w:u w:val="single"/>
-          </w:rPr>
-          <w:t>عبرانيين 11:5</w:t>
-        </w:r>
-      </w:hyperlink>
+      <w:r>
+        <w:rPr>
+          <w:rtl/>
+          <w:cs/>
+          <w:lang w:val="ar_AE" w:bidi="ar_AE"/>
+        </w:rPr>
+        <w:t>عبرانيين 11:5</w:t>
+      </w:r>
       <w:r>
         <w:rPr>
           <w:rtl/>
@@ -2558,20 +2354,14 @@
         </w:rPr>
         <w:t xml:space="preserve">: انظر </w:t>
       </w:r>
-      <w:hyperlink r:id="rId47">
-        <w:r>
-          <w:rPr>
-            <w:rtl/>
-            <w:cs/>
-            <w:lang w:val="ar_AE" w:bidi="ar_AE"/>
-          </w:rPr>
-          <w:rPr>
-            <w:color w:val="0000EE"/>
-            <w:u w:val="single"/>
-          </w:rPr>
-          <w:t>أعمال الرسل 20:29–30</w:t>
-        </w:r>
-      </w:hyperlink>
+      <w:r>
+        <w:rPr>
+          <w:rtl/>
+          <w:cs/>
+          <w:lang w:val="ar_AE" w:bidi="ar_AE"/>
+        </w:rPr>
+        <w:t>أعمال الرسل 20:29–30</w:t>
+      </w:r>
       <w:r>
         <w:rPr>
           <w:rtl/>
@@ -2580,20 +2370,14 @@
         </w:rPr>
         <w:t xml:space="preserve">، </w:t>
       </w:r>
-      <w:hyperlink r:id="rId48">
-        <w:r>
-          <w:rPr>
-            <w:rtl/>
-            <w:cs/>
-            <w:lang w:val="ar_AE" w:bidi="ar_AE"/>
-          </w:rPr>
-          <w:rPr>
-            <w:color w:val="0000EE"/>
-            <w:u w:val="single"/>
-          </w:rPr>
-          <w:t>1 تيموثاوس 4:1–3</w:t>
-        </w:r>
-      </w:hyperlink>
+      <w:r>
+        <w:rPr>
+          <w:rtl/>
+          <w:cs/>
+          <w:lang w:val="ar_AE" w:bidi="ar_AE"/>
+        </w:rPr>
+        <w:t>1 تيموثاوس 4:1–3</w:t>
+      </w:r>
       <w:r>
         <w:rPr>
           <w:rtl/>
@@ -2602,20 +2386,14 @@
         </w:rPr>
         <w:t>، و</w:t>
       </w:r>
-      <w:hyperlink r:id="rId49">
-        <w:r>
-          <w:rPr>
-            <w:rtl/>
-            <w:cs/>
-            <w:lang w:val="ar_AE" w:bidi="ar_AE"/>
-          </w:rPr>
-          <w:rPr>
-            <w:color w:val="0000EE"/>
-            <w:u w:val="single"/>
-          </w:rPr>
-          <w:t>2 تيموثاوس 3:1–5</w:t>
-        </w:r>
-      </w:hyperlink>
+      <w:r>
+        <w:rPr>
+          <w:rtl/>
+          <w:cs/>
+          <w:lang w:val="ar_AE" w:bidi="ar_AE"/>
+        </w:rPr>
+        <w:t>2 تيموثاوس 3:1–5</w:t>
+      </w:r>
       <w:r>
         <w:rPr>
           <w:rtl/>
@@ -2691,20 +2469,14 @@
         </w:rPr>
         <w:t xml:space="preserve">بعد إدانة المُعَلِّمين الكذبة، يشجع يهوذا قراءه مرة أخرى بشكل مباشر (انظر </w:t>
       </w:r>
-      <w:hyperlink r:id="rId50">
-        <w:r>
-          <w:rPr>
-            <w:rtl/>
-            <w:cs/>
-            <w:lang w:val="ar_AE" w:bidi="ar_AE"/>
-          </w:rPr>
-          <w:rPr>
-            <w:color w:val="0000EE"/>
-            <w:u w:val="single"/>
-          </w:rPr>
-          <w:t>1:3–4</w:t>
-        </w:r>
-      </w:hyperlink>
+      <w:r>
+        <w:rPr>
+          <w:rtl/>
+          <w:cs/>
+          <w:lang w:val="ar_AE" w:bidi="ar_AE"/>
+        </w:rPr>
+        <w:t>1:3–4</w:t>
+      </w:r>
       <w:r>
         <w:rPr>
           <w:rtl/>
@@ -2713,20 +2485,14 @@
         </w:rPr>
         <w:t>). كان الرسل قد حذروهم من التعاليم الكاذبة (</w:t>
       </w:r>
-      <w:hyperlink r:id="rId51">
-        <w:r>
-          <w:rPr>
-            <w:rtl/>
-            <w:cs/>
-            <w:lang w:val="ar_AE" w:bidi="ar_AE"/>
-          </w:rPr>
-          <w:rPr>
-            <w:color w:val="0000EE"/>
-            <w:u w:val="single"/>
-          </w:rPr>
-          <w:t>1:17–19</w:t>
-        </w:r>
-      </w:hyperlink>
+      <w:r>
+        <w:rPr>
+          <w:rtl/>
+          <w:cs/>
+          <w:lang w:val="ar_AE" w:bidi="ar_AE"/>
+        </w:rPr>
+        <w:t>1:17–19</w:t>
+      </w:r>
       <w:r>
         <w:rPr>
           <w:rtl/>
@@ -2735,20 +2501,14 @@
         </w:rPr>
         <w:t>). وكان ينبغي لهم دعم بعضهم البعض في إيمانهم (</w:t>
       </w:r>
-      <w:hyperlink r:id="rId52">
-        <w:r>
-          <w:rPr>
-            <w:rtl/>
-            <w:cs/>
-            <w:lang w:val="ar_AE" w:bidi="ar_AE"/>
-          </w:rPr>
-          <w:rPr>
-            <w:color w:val="0000EE"/>
-            <w:u w:val="single"/>
-          </w:rPr>
-          <w:t>1:20–21</w:t>
-        </w:r>
-      </w:hyperlink>
+      <w:r>
+        <w:rPr>
+          <w:rtl/>
+          <w:cs/>
+          <w:lang w:val="ar_AE" w:bidi="ar_AE"/>
+        </w:rPr>
+        <w:t>1:20–21</w:t>
+      </w:r>
       <w:r>
         <w:rPr>
           <w:rtl/>
@@ -2757,20 +2517,14 @@
         </w:rPr>
         <w:t>). كما كان يجب عليهم مساعدة أولئك الذين قد يضللهم المُعَلِّمون الكذبة (</w:t>
       </w:r>
-      <w:hyperlink r:id="rId20">
-        <w:r>
-          <w:rPr>
-            <w:rtl/>
-            <w:cs/>
-            <w:lang w:val="ar_AE" w:bidi="ar_AE"/>
-          </w:rPr>
-          <w:rPr>
-            <w:color w:val="0000EE"/>
-            <w:u w:val="single"/>
-          </w:rPr>
-          <w:t>1:22–23</w:t>
-        </w:r>
-      </w:hyperlink>
+      <w:r>
+        <w:rPr>
+          <w:rtl/>
+          <w:cs/>
+          <w:lang w:val="ar_AE" w:bidi="ar_AE"/>
+        </w:rPr>
+        <w:t>1:22–23</w:t>
+      </w:r>
       <w:r>
         <w:rPr>
           <w:rtl/>
@@ -2855,20 +2609,14 @@
         </w:rPr>
         <w:t>: مجيء يسوع بصفته المسيا (المختار من الله) يمثل الجزء النهائي من خطة الله. وقد بدأت نبوات العهد القديم المتعلقة بالأيام الأخيرة تتحقق من ذلك الوقت. وبناءً على ذلك، يستند يهوذا إلى نبوة الرسل عن الأزمنة الأخيرة لمعالجة الأزمة الحالية التي تسبب بها المُعَلِّمون الكذبة (</w:t>
       </w:r>
-      <w:hyperlink r:id="rId53">
-        <w:r>
-          <w:rPr>
-            <w:rtl/>
-            <w:cs/>
-            <w:lang w:val="ar_AE" w:bidi="ar_AE"/>
-          </w:rPr>
-          <w:rPr>
-            <w:color w:val="0000EE"/>
-            <w:u w:val="single"/>
-          </w:rPr>
-          <w:t>1:19</w:t>
-        </w:r>
-      </w:hyperlink>
+      <w:r>
+        <w:rPr>
+          <w:rtl/>
+          <w:cs/>
+          <w:lang w:val="ar_AE" w:bidi="ar_AE"/>
+        </w:rPr>
+        <w:t>1:19</w:t>
+      </w:r>
       <w:r>
         <w:rPr>
           <w:rtl/>
@@ -2953,20 +2701,14 @@
         </w:rPr>
         <w:t xml:space="preserve">: كما في </w:t>
       </w:r>
-      <w:hyperlink r:id="rId54">
-        <w:r>
-          <w:rPr>
-            <w:rtl/>
-            <w:cs/>
-            <w:lang w:val="ar_AE" w:bidi="ar_AE"/>
-          </w:rPr>
-          <w:rPr>
-            <w:color w:val="0000EE"/>
-            <w:u w:val="single"/>
-          </w:rPr>
-          <w:t>1:3</w:t>
-        </w:r>
-      </w:hyperlink>
+      <w:r>
+        <w:rPr>
+          <w:rtl/>
+          <w:cs/>
+          <w:lang w:val="ar_AE" w:bidi="ar_AE"/>
+        </w:rPr>
+        <w:t>1:3</w:t>
+      </w:r>
       <w:r>
         <w:rPr>
           <w:rtl/>
@@ -3298,20 +3040,14 @@
         </w:rPr>
         <w:t>ويستخدم الكتاب المُقَدَّس القياسي البيرياني النمط الثلاثي الموجود في أجزاء أخرى من رسالة يهوذا (</w:t>
       </w:r>
-      <w:hyperlink r:id="rId55">
-        <w:r>
-          <w:rPr>
-            <w:rtl/>
-            <w:cs/>
-            <w:lang w:val="ar_AE" w:bidi="ar_AE"/>
-          </w:rPr>
-          <w:rPr>
-            <w:color w:val="0000EE"/>
-            <w:u w:val="single"/>
-          </w:rPr>
-          <w:t>1:5–7</w:t>
-        </w:r>
-      </w:hyperlink>
+      <w:r>
+        <w:rPr>
+          <w:rtl/>
+          <w:cs/>
+          <w:lang w:val="ar_AE" w:bidi="ar_AE"/>
+        </w:rPr>
+        <w:t>1:5–7</w:t>
+      </w:r>
       <w:r>
         <w:rPr>
           <w:rtl/>
@@ -3320,20 +3056,14 @@
         </w:rPr>
         <w:t xml:space="preserve">, </w:t>
       </w:r>
-      <w:hyperlink r:id="rId56">
-        <w:r>
-          <w:rPr>
-            <w:rtl/>
-            <w:cs/>
-            <w:lang w:val="ar_AE" w:bidi="ar_AE"/>
-          </w:rPr>
-          <w:rPr>
-            <w:color w:val="0000EE"/>
-            <w:u w:val="single"/>
-          </w:rPr>
-          <w:t>11</w:t>
-        </w:r>
-      </w:hyperlink>
+      <w:r>
+        <w:rPr>
+          <w:rtl/>
+          <w:cs/>
+          <w:lang w:val="ar_AE" w:bidi="ar_AE"/>
+        </w:rPr>
+        <w:t>11</w:t>
+      </w:r>
       <w:r>
         <w:rPr>
           <w:rtl/>
@@ -3453,20 +3183,14 @@
         </w:rPr>
         <w:t xml:space="preserve">: من المحتمل أن تشمل هذه المجموعة المُعَلِّمين الكذبة أنفسهم أو أولئك الذين اتَّبعوا تعاليمهم. وقد يتضمن إظهار الرحمة الصلاة من أجلهم (انظر </w:t>
       </w:r>
-      <w:hyperlink r:id="rId57">
-        <w:r>
-          <w:rPr>
-            <w:rtl/>
-            <w:cs/>
-            <w:lang w:val="ar_AE" w:bidi="ar_AE"/>
-          </w:rPr>
-          <w:rPr>
-            <w:color w:val="0000EE"/>
-            <w:u w:val="single"/>
-          </w:rPr>
-          <w:t>متى 5:44</w:t>
-        </w:r>
-      </w:hyperlink>
+      <w:r>
+        <w:rPr>
+          <w:rtl/>
+          <w:cs/>
+          <w:lang w:val="ar_AE" w:bidi="ar_AE"/>
+        </w:rPr>
+        <w:t>متى 5:44</w:t>
+      </w:r>
       <w:r>
         <w:rPr>
           <w:rtl/>
@@ -3498,20 +3222,14 @@
         </w:rPr>
         <w:t xml:space="preserve">يجب على المؤمنين أن يكونوا حذرين للغاية عند إظهار الرحمة للمُعَلِّمين الكذبة وأولئك الذين تبنوا طرقهم الخاطئة، حيث يمكن أن تكون خطاياهم مغرية. انظر </w:t>
       </w:r>
-      <w:hyperlink r:id="rId58">
-        <w:r>
-          <w:rPr>
-            <w:rtl/>
-            <w:cs/>
-            <w:lang w:val="ar_AE" w:bidi="ar_AE"/>
-          </w:rPr>
-          <w:rPr>
-            <w:color w:val="0000EE"/>
-            <w:u w:val="single"/>
-          </w:rPr>
-          <w:t>زكريّا 3:1–4</w:t>
-        </w:r>
-      </w:hyperlink>
+      <w:r>
+        <w:rPr>
+          <w:rtl/>
+          <w:cs/>
+          <w:lang w:val="ar_AE" w:bidi="ar_AE"/>
+        </w:rPr>
+        <w:t>زكريّا 3:1–4</w:t>
+      </w:r>
       <w:r>
         <w:rPr>
           <w:rtl/>
@@ -3520,20 +3238,14 @@
         </w:rPr>
         <w:t xml:space="preserve">; </w:t>
       </w:r>
-      <w:hyperlink r:id="rId59">
-        <w:r>
-          <w:rPr>
-            <w:rtl/>
-            <w:cs/>
-            <w:lang w:val="ar_AE" w:bidi="ar_AE"/>
-          </w:rPr>
-          <w:rPr>
-            <w:color w:val="0000EE"/>
-            <w:u w:val="single"/>
-          </w:rPr>
-          <w:t>رؤيا 3:4</w:t>
-        </w:r>
-      </w:hyperlink>
+      <w:r>
+        <w:rPr>
+          <w:rtl/>
+          <w:cs/>
+          <w:lang w:val="ar_AE" w:bidi="ar_AE"/>
+        </w:rPr>
+        <w:t>رؤيا 3:4</w:t>
+      </w:r>
       <w:r>
         <w:rPr>
           <w:rtl/>
